--- a/panel/class/safeModel/tpl.docx
+++ b/panel/class/safeModel/tpl.docx
@@ -793,7 +793,7 @@
         <w:spacing w:line="185" w:lineRule="auto"/>
         <w:ind w:left="7862" w:firstLine="992" w:firstLineChars="0"/>
         <w:rPr>
-          <w:rFonts w:hint="eastAsia" w:ascii="微软雅黑" w:hAnsi="微软雅黑" w:eastAsia="微软雅黑" w:cs="微软雅黑"/>
+          <w:rFonts w:hint="default" w:ascii="微软雅黑" w:hAnsi="微软雅黑" w:eastAsia="微软雅黑" w:cs="微软雅黑"/>
           <w:color w:val="444444"/>
           <w:spacing w:val="3"/>
           <w:sz w:val="57"/>
@@ -801,8 +801,6 @@
           <w:lang w:val="en-US" w:eastAsia="zh-CN"/>
         </w:rPr>
       </w:pPr>
-      <w:bookmarkStart w:id="7" w:name="_GoBack"/>
-      <w:bookmarkEnd w:id="7"/>
       <w:r>
         <w:rPr>
           <w:rFonts w:hint="eastAsia" w:ascii="微软雅黑" w:hAnsi="微软雅黑" w:eastAsia="微软雅黑" w:cs="微软雅黑"/>
@@ -1254,67 +1252,14 @@
     <w:p>
       <w:pPr>
         <w:spacing w:before="113" w:line="228" w:lineRule="auto"/>
-        <w:ind w:right="5"/>
-        <w:jc w:val="right"/>
+        <w:ind w:right="5" w:firstLine="420" w:firstLineChars="200"/>
+        <w:jc w:val="both"/>
         <w:rPr>
           <w:rFonts w:ascii="微软雅黑" w:hAnsi="微软雅黑" w:eastAsia="微软雅黑" w:cs="微软雅黑"/>
           <w:sz w:val="24"/>
           <w:szCs w:val="24"/>
         </w:rPr>
       </w:pPr>
-      <w:r>
-        <w:rPr>
-          <w:rFonts w:ascii="微软雅黑" w:hAnsi="微软雅黑" w:eastAsia="微软雅黑" w:cs="微软雅黑"/>
-          <w:color w:val="333333"/>
-          <w:position w:val="8"/>
-          <w:sz w:val="24"/>
-          <w:szCs w:val="24"/>
-        </w:rPr>
-        <w:drawing>
-          <wp:inline distT="0" distB="0" distL="0" distR="0">
-            <wp:extent cx="5715" cy="5715"/>
-            <wp:effectExtent l="0" t="0" r="0" b="0"/>
-            <wp:docPr id="6" name="IM 6"/>
-            <wp:cNvGraphicFramePr/>
-            <a:graphic xmlns:a="http://schemas.openxmlformats.org/drawingml/2006/main">
-              <a:graphicData uri="http://schemas.openxmlformats.org/drawingml/2006/picture">
-                <pic:pic xmlns:pic="http://schemas.openxmlformats.org/drawingml/2006/picture">
-                  <pic:nvPicPr>
-                    <pic:cNvPr id="6" name="IM 6"/>
-                    <pic:cNvPicPr/>
-                  </pic:nvPicPr>
-                  <pic:blipFill>
-                    <a:blip r:embed="rId17"/>
-                    <a:stretch>
-                      <a:fillRect/>
-                    </a:stretch>
-                  </pic:blipFill>
-                  <pic:spPr>
-                    <a:xfrm>
-                      <a:off x="0" y="0"/>
-                      <a:ext cx="6095" cy="6096"/>
-                    </a:xfrm>
-                    <a:prstGeom prst="rect">
-                      <a:avLst/>
-                    </a:prstGeom>
-                  </pic:spPr>
-                </pic:pic>
-              </a:graphicData>
-            </a:graphic>
-          </wp:inline>
-        </w:drawing>
-      </w:r>
-      <w:r>
-        <w:rPr>
-          <w:rFonts w:ascii="微软雅黑" w:hAnsi="微软雅黑" w:eastAsia="微软雅黑" w:cs="微软雅黑"/>
-          <w:strike/>
-          <w:color w:val="333333"/>
-          <w:spacing w:val="-61"/>
-          <w:sz w:val="24"/>
-          <w:szCs w:val="24"/>
-        </w:rPr>
-        <w:t xml:space="preserve"> </w:t>
-      </w:r>
       <w:r>
         <w:fldChar w:fldCharType="begin"/>
       </w:r>
@@ -1337,13 +1282,13 @@
       </w:r>
       <w:r>
         <w:rPr>
-          <w:rFonts w:ascii="微软雅黑" w:hAnsi="微软雅黑" w:eastAsia="微软雅黑" w:cs="微软雅黑"/>
-          <w:strike/>
+          <w:rFonts w:hint="eastAsia" w:ascii="微软雅黑" w:hAnsi="微软雅黑" w:eastAsia="微软雅黑" w:cs="微软雅黑"/>
           <w:color w:val="333333"/>
           <w:spacing w:val="1"/>
           <w:sz w:val="24"/>
           <w:szCs w:val="24"/>
           <w:shd w:val="clear" w:fill="FFFFFE"/>
+          <w:lang w:val="en-US" w:eastAsia="zh-CN"/>
         </w:rPr>
         <w:t xml:space="preserve"> </w:t>
       </w:r>
@@ -1388,7 +1333,28 @@
           <w:sz w:val="24"/>
           <w:szCs w:val="24"/>
         </w:rPr>
-        <w:t xml:space="preserve">                                                                            3</w:t>
+        <w:t xml:space="preserve">                                                                            </w:t>
+      </w:r>
+      <w:r>
+        <w:rPr>
+          <w:rFonts w:hint="eastAsia" w:ascii="微软雅黑" w:hAnsi="微软雅黑" w:eastAsia="微软雅黑" w:cs="微软雅黑"/>
+          <w:strike/>
+          <w:color w:val="666666"/>
+          <w:sz w:val="24"/>
+          <w:szCs w:val="24"/>
+          <w:lang w:val="en-US" w:eastAsia="zh-CN"/>
+        </w:rPr>
+        <w:t xml:space="preserve"> </w:t>
+      </w:r>
+      <w:r>
+        <w:rPr>
+          <w:rFonts w:ascii="微软雅黑" w:hAnsi="微软雅黑" w:eastAsia="微软雅黑" w:cs="微软雅黑"/>
+          <w:strike/>
+          <w:color w:val="666666"/>
+          <w:sz w:val="24"/>
+          <w:szCs w:val="24"/>
+        </w:rPr>
+        <w:t>3</w:t>
       </w:r>
     </w:p>
     <w:p>
@@ -1402,6 +1368,157 @@
           <w:szCs w:val="24"/>
         </w:rPr>
       </w:pPr>
+      <w:r>
+        <w:rPr>
+          <w:rFonts w:hint="eastAsia" w:ascii="微软雅黑" w:hAnsi="微软雅黑" w:eastAsia="微软雅黑" w:cs="微软雅黑"/>
+          <w:color w:val="333333"/>
+          <w:position w:val="8"/>
+          <w:sz w:val="24"/>
+          <w:szCs w:val="24"/>
+          <w:lang w:val="en-US" w:eastAsia="zh-CN"/>
+        </w:rPr>
+        <w:t xml:space="preserve">    </w:t>
+      </w:r>
+      <w:r>
+        <w:fldChar w:fldCharType="begin"/>
+      </w:r>
+      <w:r>
+        <w:instrText xml:space="preserve"> HYPERLINK \l "bookmark3" </w:instrText>
+      </w:r>
+      <w:r>
+        <w:fldChar w:fldCharType="separate"/>
+      </w:r>
+      <w:r>
+        <w:rPr>
+          <w:rFonts w:ascii="微软雅黑" w:hAnsi="微软雅黑" w:eastAsia="微软雅黑" w:cs="微软雅黑"/>
+          <w:color w:val="333333"/>
+          <w:sz w:val="24"/>
+          <w:szCs w:val="24"/>
+          <w:shd w:val="clear" w:fill="FFFFFE"/>
+        </w:rPr>
+        <w:t>1.2</w:t>
+      </w:r>
+      <w:r>
+        <w:rPr>
+          <w:rFonts w:hint="eastAsia" w:ascii="微软雅黑" w:hAnsi="微软雅黑" w:eastAsia="微软雅黑" w:cs="微软雅黑"/>
+          <w:color w:val="333333"/>
+          <w:sz w:val="24"/>
+          <w:szCs w:val="24"/>
+          <w:shd w:val="clear" w:fill="FFFFFE"/>
+          <w:lang w:val="en-US" w:eastAsia="zh-CN"/>
+        </w:rPr>
+        <w:t xml:space="preserve"> 已检测</w:t>
+      </w:r>
+      <w:r>
+        <w:rPr>
+          <w:rFonts w:ascii="微软雅黑" w:hAnsi="微软雅黑" w:eastAsia="微软雅黑" w:cs="微软雅黑"/>
+          <w:color w:val="333333"/>
+          <w:sz w:val="24"/>
+          <w:szCs w:val="24"/>
+          <w:shd w:val="clear" w:fill="FFFFFE"/>
+        </w:rPr>
+        <w:fldChar w:fldCharType="end"/>
+      </w:r>
+      <w:r>
+        <w:rPr>
+          <w:rFonts w:hint="eastAsia" w:ascii="微软雅黑" w:hAnsi="微软雅黑" w:eastAsia="微软雅黑" w:cs="微软雅黑"/>
+          <w:color w:val="333333"/>
+          <w:sz w:val="24"/>
+          <w:szCs w:val="24"/>
+          <w:shd w:val="clear" w:fill="FFFFFE"/>
+          <w:lang w:val="en-US" w:eastAsia="zh-CN"/>
+        </w:rPr>
+        <w:t>风险</w:t>
+      </w:r>
+      <w:r>
+        <w:rPr>
+          <w:rFonts w:ascii="微软雅黑" w:hAnsi="微软雅黑" w:eastAsia="微软雅黑" w:cs="微软雅黑"/>
+          <w:strike/>
+          <w:color w:val="666666"/>
+          <w:sz w:val="24"/>
+          <w:szCs w:val="24"/>
+        </w:rPr>
+        <w:t xml:space="preserve">                                                           </w:t>
+      </w:r>
+      <w:r>
+        <w:rPr>
+          <w:rFonts w:hint="eastAsia" w:ascii="微软雅黑" w:hAnsi="微软雅黑" w:eastAsia="微软雅黑" w:cs="微软雅黑"/>
+          <w:strike/>
+          <w:color w:val="666666"/>
+          <w:sz w:val="24"/>
+          <w:szCs w:val="24"/>
+          <w:lang w:val="en-US" w:eastAsia="zh-CN"/>
+        </w:rPr>
+        <w:t xml:space="preserve"> </w:t>
+      </w:r>
+      <w:r>
+        <w:rPr>
+          <w:rFonts w:ascii="微软雅黑" w:hAnsi="微软雅黑" w:eastAsia="微软雅黑" w:cs="微软雅黑"/>
+          <w:strike/>
+          <w:color w:val="666666"/>
+          <w:sz w:val="24"/>
+          <w:szCs w:val="24"/>
+        </w:rPr>
+        <w:t xml:space="preserve">                                           </w:t>
+      </w:r>
+      <w:r>
+        <w:rPr>
+          <w:rFonts w:ascii="微软雅黑" w:hAnsi="微软雅黑" w:eastAsia="微软雅黑" w:cs="微软雅黑"/>
+          <w:strike/>
+          <w:color w:val="666666"/>
+          <w:spacing w:val="-1"/>
+          <w:sz w:val="24"/>
+          <w:szCs w:val="24"/>
+        </w:rPr>
+        <w:t xml:space="preserve">                 </w:t>
+      </w:r>
+      <w:r>
+        <w:rPr>
+          <w:rFonts w:hint="eastAsia" w:ascii="微软雅黑" w:hAnsi="微软雅黑" w:eastAsia="微软雅黑" w:cs="微软雅黑"/>
+          <w:strike/>
+          <w:color w:val="666666"/>
+          <w:spacing w:val="-1"/>
+          <w:sz w:val="24"/>
+          <w:szCs w:val="24"/>
+          <w:lang w:val="en-US" w:eastAsia="zh-CN"/>
+        </w:rPr>
+        <w:t xml:space="preserve"> </w:t>
+      </w:r>
+      <w:r>
+        <w:rPr>
+          <w:rFonts w:ascii="微软雅黑" w:hAnsi="微软雅黑" w:eastAsia="微软雅黑" w:cs="微软雅黑"/>
+          <w:strike/>
+          <w:color w:val="666666"/>
+          <w:spacing w:val="-1"/>
+          <w:sz w:val="24"/>
+          <w:szCs w:val="24"/>
+        </w:rPr>
+        <w:t>5</w:t>
+      </w:r>
+    </w:p>
+    <w:p>
+      <w:pPr>
+        <w:spacing w:before="115" w:line="227" w:lineRule="auto"/>
+        <w:ind w:right="9"/>
+        <w:jc w:val="right"/>
+        <w:rPr>
+          <w:rFonts w:hint="eastAsia" w:ascii="微软雅黑" w:hAnsi="微软雅黑" w:eastAsia="微软雅黑" w:cs="微软雅黑"/>
+          <w:sz w:val="24"/>
+          <w:szCs w:val="24"/>
+          <w:lang w:eastAsia="zh-CN"/>
+        </w:rPr>
+      </w:pPr>
+      <w:r>
+        <w:rPr>
+          <w:rFonts w:hint="eastAsia" w:ascii="微软雅黑" w:hAnsi="微软雅黑" w:eastAsia="微软雅黑" w:cs="微软雅黑"/>
+          <w:color w:val="333333"/>
+          <w:position w:val="8"/>
+          <w:sz w:val="24"/>
+          <w:szCs w:val="24"/>
+          <w:lang w:val="en-US" w:eastAsia="zh-CN"/>
+        </w:rPr>
+        <w:t xml:space="preserve">    </w:t>
+      </w:r>
       <w:r>
         <w:rPr>
           <w:rFonts w:ascii="微软雅黑" w:hAnsi="微软雅黑" w:eastAsia="微软雅黑" w:cs="微软雅黑"/>
@@ -1414,13 +1531,13 @@
           <wp:inline distT="0" distB="0" distL="0" distR="0">
             <wp:extent cx="5715" cy="5715"/>
             <wp:effectExtent l="0" t="0" r="0" b="0"/>
-            <wp:docPr id="8" name="IM 8"/>
+            <wp:docPr id="12" name="IM 12"/>
             <wp:cNvGraphicFramePr/>
             <a:graphic xmlns:a="http://schemas.openxmlformats.org/drawingml/2006/main">
               <a:graphicData uri="http://schemas.openxmlformats.org/drawingml/2006/picture">
                 <pic:pic xmlns:pic="http://schemas.openxmlformats.org/drawingml/2006/picture">
                   <pic:nvPicPr>
-                    <pic:cNvPr id="8" name="IM 8"/>
+                    <pic:cNvPr id="12" name="IM 12"/>
                     <pic:cNvPicPr/>
                   </pic:nvPicPr>
                   <pic:blipFill>
@@ -1445,166 +1562,6 @@
         </w:drawing>
       </w:r>
       <w:r>
-        <w:rPr>
-          <w:rFonts w:ascii="微软雅黑" w:hAnsi="微软雅黑" w:eastAsia="微软雅黑" w:cs="微软雅黑"/>
-          <w:strike/>
-          <w:color w:val="333333"/>
-          <w:spacing w:val="-61"/>
-          <w:sz w:val="24"/>
-          <w:szCs w:val="24"/>
-        </w:rPr>
-        <w:t xml:space="preserve"> </w:t>
-      </w:r>
-      <w:r>
-        <w:fldChar w:fldCharType="begin"/>
-      </w:r>
-      <w:r>
-        <w:instrText xml:space="preserve"> HYPERLINK \l "bookmark3" </w:instrText>
-      </w:r>
-      <w:r>
-        <w:fldChar w:fldCharType="separate"/>
-      </w:r>
-      <w:r>
-        <w:rPr>
-          <w:rFonts w:ascii="微软雅黑" w:hAnsi="微软雅黑" w:eastAsia="微软雅黑" w:cs="微软雅黑"/>
-          <w:color w:val="333333"/>
-          <w:sz w:val="24"/>
-          <w:szCs w:val="24"/>
-          <w:shd w:val="clear" w:fill="FFFFFE"/>
-        </w:rPr>
-        <w:t>1.2</w:t>
-      </w:r>
-      <w:r>
-        <w:rPr>
-          <w:rFonts w:ascii="微软雅黑" w:hAnsi="微软雅黑" w:eastAsia="微软雅黑" w:cs="微软雅黑"/>
-          <w:strike/>
-          <w:color w:val="333333"/>
-          <w:sz w:val="24"/>
-          <w:szCs w:val="24"/>
-          <w:shd w:val="clear" w:fill="FFFFFE"/>
-        </w:rPr>
-        <w:t xml:space="preserve"> </w:t>
-      </w:r>
-      <w:r>
-        <w:rPr>
-          <w:rFonts w:hint="eastAsia" w:ascii="微软雅黑" w:hAnsi="微软雅黑" w:eastAsia="微软雅黑" w:cs="微软雅黑"/>
-          <w:color w:val="333333"/>
-          <w:sz w:val="24"/>
-          <w:szCs w:val="24"/>
-          <w:shd w:val="clear" w:fill="FFFFFE"/>
-          <w:lang w:val="en-US" w:eastAsia="zh-CN"/>
-        </w:rPr>
-        <w:t>已检测</w:t>
-      </w:r>
-      <w:r>
-        <w:rPr>
-          <w:rFonts w:ascii="微软雅黑" w:hAnsi="微软雅黑" w:eastAsia="微软雅黑" w:cs="微软雅黑"/>
-          <w:color w:val="333333"/>
-          <w:sz w:val="24"/>
-          <w:szCs w:val="24"/>
-          <w:shd w:val="clear" w:fill="FFFFFE"/>
-        </w:rPr>
-        <w:fldChar w:fldCharType="end"/>
-      </w:r>
-      <w:r>
-        <w:rPr>
-          <w:rFonts w:hint="eastAsia" w:ascii="微软雅黑" w:hAnsi="微软雅黑" w:eastAsia="微软雅黑" w:cs="微软雅黑"/>
-          <w:color w:val="333333"/>
-          <w:sz w:val="24"/>
-          <w:szCs w:val="24"/>
-          <w:shd w:val="clear" w:fill="FFFFFE"/>
-          <w:lang w:val="en-US" w:eastAsia="zh-CN"/>
-        </w:rPr>
-        <w:t>风险</w:t>
-      </w:r>
-      <w:r>
-        <w:rPr>
-          <w:rFonts w:ascii="微软雅黑" w:hAnsi="微软雅黑" w:eastAsia="微软雅黑" w:cs="微软雅黑"/>
-          <w:strike/>
-          <w:color w:val="666666"/>
-          <w:sz w:val="24"/>
-          <w:szCs w:val="24"/>
-        </w:rPr>
-        <w:t xml:space="preserve">                                                                                                      </w:t>
-      </w:r>
-      <w:r>
-        <w:rPr>
-          <w:rFonts w:ascii="微软雅黑" w:hAnsi="微软雅黑" w:eastAsia="微软雅黑" w:cs="微软雅黑"/>
-          <w:strike/>
-          <w:color w:val="666666"/>
-          <w:spacing w:val="-1"/>
-          <w:sz w:val="24"/>
-          <w:szCs w:val="24"/>
-        </w:rPr>
-        <w:t xml:space="preserve">                 5</w:t>
-      </w:r>
-    </w:p>
-    <w:p>
-      <w:pPr>
-        <w:spacing w:before="115" w:line="227" w:lineRule="auto"/>
-        <w:ind w:right="9"/>
-        <w:jc w:val="right"/>
-        <w:rPr>
-          <w:rFonts w:hint="eastAsia" w:ascii="微软雅黑" w:hAnsi="微软雅黑" w:eastAsia="微软雅黑" w:cs="微软雅黑"/>
-          <w:sz w:val="24"/>
-          <w:szCs w:val="24"/>
-          <w:lang w:eastAsia="zh-CN"/>
-        </w:rPr>
-      </w:pPr>
-      <w:r>
-        <w:rPr>
-          <w:rFonts w:ascii="微软雅黑" w:hAnsi="微软雅黑" w:eastAsia="微软雅黑" w:cs="微软雅黑"/>
-          <w:color w:val="333333"/>
-          <w:position w:val="8"/>
-          <w:sz w:val="24"/>
-          <w:szCs w:val="24"/>
-        </w:rPr>
-        <w:drawing>
-          <wp:inline distT="0" distB="0" distL="0" distR="0">
-            <wp:extent cx="5715" cy="5715"/>
-            <wp:effectExtent l="0" t="0" r="0" b="0"/>
-            <wp:docPr id="12" name="IM 12"/>
-            <wp:cNvGraphicFramePr/>
-            <a:graphic xmlns:a="http://schemas.openxmlformats.org/drawingml/2006/main">
-              <a:graphicData uri="http://schemas.openxmlformats.org/drawingml/2006/picture">
-                <pic:pic xmlns:pic="http://schemas.openxmlformats.org/drawingml/2006/picture">
-                  <pic:nvPicPr>
-                    <pic:cNvPr id="12" name="IM 12"/>
-                    <pic:cNvPicPr/>
-                  </pic:nvPicPr>
-                  <pic:blipFill>
-                    <a:blip r:embed="rId19"/>
-                    <a:stretch>
-                      <a:fillRect/>
-                    </a:stretch>
-                  </pic:blipFill>
-                  <pic:spPr>
-                    <a:xfrm>
-                      <a:off x="0" y="0"/>
-                      <a:ext cx="6095" cy="6096"/>
-                    </a:xfrm>
-                    <a:prstGeom prst="rect">
-                      <a:avLst/>
-                    </a:prstGeom>
-                  </pic:spPr>
-                </pic:pic>
-              </a:graphicData>
-            </a:graphic>
-          </wp:inline>
-        </w:drawing>
-      </w:r>
-      <w:r>
-        <w:rPr>
-          <w:rFonts w:ascii="微软雅黑" w:hAnsi="微软雅黑" w:eastAsia="微软雅黑" w:cs="微软雅黑"/>
-          <w:strike/>
-          <w:color w:val="333333"/>
-          <w:spacing w:val="-62"/>
-          <w:sz w:val="24"/>
-          <w:szCs w:val="24"/>
-        </w:rPr>
-        <w:t xml:space="preserve"> </w:t>
-      </w:r>
-      <w:r>
         <w:fldChar w:fldCharType="begin"/>
       </w:r>
       <w:r>
@@ -1623,18 +1580,6 @@
           <w:shd w:val="clear" w:fill="FFFFFE"/>
         </w:rPr>
         <w:t>1.3</w:t>
-      </w:r>
-      <w:r>
-        <w:rPr>
-          <w:rFonts w:ascii="微软雅黑" w:hAnsi="微软雅黑" w:eastAsia="微软雅黑" w:cs="微软雅黑"/>
-          <w:strike/>
-          <w:color w:val="333333"/>
-          <w:spacing w:val="1"/>
-          <w:sz w:val="24"/>
-          <w:szCs w:val="24"/>
-          <w:shd w:val="clear" w:fill="FFFFFE"/>
-        </w:rPr>
-        <w:t xml:space="preserve"> </w:t>
       </w:r>
       <w:r>
         <w:rPr>
@@ -1646,7 +1591,7 @@
           <w:shd w:val="clear" w:fill="FFFFFE"/>
           <w:lang w:val="en-US" w:eastAsia="zh-CN"/>
         </w:rPr>
-        <w:t>重点</w:t>
+        <w:t xml:space="preserve"> 重点</w:t>
       </w:r>
       <w:r>
         <w:rPr>
@@ -1690,7 +1635,7 @@
           <w:sz w:val="24"/>
           <w:szCs w:val="24"/>
         </w:rPr>
-        <w:t xml:space="preserve">                                                                               </w:t>
+        <w:t xml:space="preserve">                         </w:t>
       </w:r>
       <w:r>
         <w:rPr>
@@ -1701,7 +1646,28 @@
           <w:szCs w:val="24"/>
           <w:lang w:val="en-US" w:eastAsia="zh-CN"/>
         </w:rPr>
-        <w:t>6</w:t>
+        <w:t xml:space="preserve"> </w:t>
+      </w:r>
+      <w:r>
+        <w:rPr>
+          <w:rFonts w:ascii="微软雅黑" w:hAnsi="微软雅黑" w:eastAsia="微软雅黑" w:cs="微软雅黑"/>
+          <w:strike/>
+          <w:color w:val="666666"/>
+          <w:sz w:val="24"/>
+          <w:szCs w:val="24"/>
+        </w:rPr>
+        <w:t xml:space="preserve">                                                    </w:t>
+      </w:r>
+      <w:r>
+        <w:rPr>
+          <w:rFonts w:hint="eastAsia" w:ascii="微软雅黑" w:hAnsi="微软雅黑" w:eastAsia="微软雅黑" w:cs="微软雅黑"/>
+          <w:strike/>
+          <w:color w:val="666666"/>
+          <w:sz w:val="24"/>
+          <w:szCs w:val="24"/>
+          <w:lang w:val="en-US" w:eastAsia="zh-CN"/>
+        </w:rPr>
+        <w:t xml:space="preserve">   6</w:t>
       </w:r>
     </w:p>
     <w:p>
@@ -1737,7 +1703,7 @@
                     <pic:cNvPicPr/>
                   </pic:nvPicPr>
                   <pic:blipFill>
-                    <a:blip r:embed="rId20"/>
+                    <a:blip r:embed="rId19"/>
                     <a:stretch>
                       <a:fillRect/>
                     </a:stretch>
@@ -1858,7 +1824,7 @@
       <w:pPr>
         <w:spacing w:before="113" w:line="228" w:lineRule="auto"/>
         <w:ind w:right="23"/>
-        <w:jc w:val="right"/>
+        <w:jc w:val="center"/>
         <w:rPr>
           <w:rFonts w:hint="eastAsia" w:ascii="微软雅黑" w:hAnsi="微软雅黑" w:eastAsia="微软雅黑" w:cs="微软雅黑"/>
           <w:sz w:val="24"/>
@@ -1868,55 +1834,10 @@
       </w:pPr>
       <w:r>
         <w:rPr>
-          <w:rFonts w:ascii="微软雅黑" w:hAnsi="微软雅黑" w:eastAsia="微软雅黑" w:cs="微软雅黑"/>
-          <w:color w:val="333333"/>
-          <w:position w:val="8"/>
-          <w:sz w:val="24"/>
-          <w:szCs w:val="24"/>
-        </w:rPr>
-        <w:drawing>
-          <wp:inline distT="0" distB="0" distL="0" distR="0">
-            <wp:extent cx="5715" cy="5715"/>
-            <wp:effectExtent l="0" t="0" r="0" b="0"/>
-            <wp:docPr id="22" name="IM 22"/>
-            <wp:cNvGraphicFramePr/>
-            <a:graphic xmlns:a="http://schemas.openxmlformats.org/drawingml/2006/main">
-              <a:graphicData uri="http://schemas.openxmlformats.org/drawingml/2006/picture">
-                <pic:pic xmlns:pic="http://schemas.openxmlformats.org/drawingml/2006/picture">
-                  <pic:nvPicPr>
-                    <pic:cNvPr id="22" name="IM 22"/>
-                    <pic:cNvPicPr/>
-                  </pic:nvPicPr>
-                  <pic:blipFill>
-                    <a:blip r:embed="rId21"/>
-                    <a:stretch>
-                      <a:fillRect/>
-                    </a:stretch>
-                  </pic:blipFill>
-                  <pic:spPr>
-                    <a:xfrm>
-                      <a:off x="0" y="0"/>
-                      <a:ext cx="6095" cy="6096"/>
-                    </a:xfrm>
-                    <a:prstGeom prst="rect">
-                      <a:avLst/>
-                    </a:prstGeom>
-                  </pic:spPr>
-                </pic:pic>
-              </a:graphicData>
-            </a:graphic>
-          </wp:inline>
-        </w:drawing>
-      </w:r>
-      <w:r>
-        <w:rPr>
-          <w:rFonts w:ascii="微软雅黑" w:hAnsi="微软雅黑" w:eastAsia="微软雅黑" w:cs="微软雅黑"/>
-          <w:color w:val="333333"/>
-          <w:spacing w:val="-61"/>
-          <w:sz w:val="24"/>
-          <w:szCs w:val="24"/>
-        </w:rPr>
-        <w:t xml:space="preserve"> </w:t>
+          <w:rFonts w:hint="eastAsia" w:eastAsia="宋体"/>
+          <w:lang w:val="en-US" w:eastAsia="zh-CN"/>
+        </w:rPr>
+        <w:t xml:space="preserve">       </w:t>
       </w:r>
       <w:r>
         <w:fldChar w:fldCharType="begin"/>
@@ -1991,7 +1912,7 @@
           <w:szCs w:val="24"/>
           <w:lang w:val="en-US" w:eastAsia="zh-CN"/>
         </w:rPr>
-        <w:t>7</w:t>
+        <w:t xml:space="preserve">   7</w:t>
       </w:r>
     </w:p>
     <w:p>
@@ -2791,9 +2712,9 @@
         </w:tblCellMar>
       </w:tblPr>
       <w:tblGrid>
-        <w:gridCol w:w="3961"/>
-        <w:gridCol w:w="909"/>
-        <w:gridCol w:w="3949"/>
+        <w:gridCol w:w="2472"/>
+        <w:gridCol w:w="2690"/>
+        <w:gridCol w:w="3657"/>
       </w:tblGrid>
       <w:tr>
         <w:tblPrEx>
@@ -2805,19 +2726,13 @@
             <w:insideH w:val="single" w:color="DDDDDD" w:sz="2" w:space="0"/>
             <w:insideV w:val="single" w:color="DDDDDD" w:sz="2" w:space="0"/>
           </w:tblBorders>
-          <w:tblCellMar>
-            <w:top w:w="0" w:type="dxa"/>
-            <w:left w:w="0" w:type="dxa"/>
-            <w:bottom w:w="0" w:type="dxa"/>
-            <w:right w:w="0" w:type="dxa"/>
-          </w:tblCellMar>
         </w:tblPrEx>
         <w:trPr>
           <w:trHeight w:val="718" w:hRule="atLeast"/>
         </w:trPr>
         <w:tc>
           <w:tcPr>
-            <w:tcW w:w="3961" w:type="dxa"/>
+            <w:tcW w:w="2472" w:type="dxa"/>
             <w:shd w:val="clear" w:color="auto" w:fill="EEEEEE"/>
             <w:vAlign w:val="top"/>
           </w:tcPr>
@@ -2846,7 +2761,7 @@
         </w:tc>
         <w:tc>
           <w:tcPr>
-            <w:tcW w:w="909" w:type="dxa"/>
+            <w:tcW w:w="2690" w:type="dxa"/>
             <w:shd w:val="clear" w:color="auto" w:fill="EEEEEE"/>
             <w:vAlign w:val="top"/>
           </w:tcPr>
@@ -2868,7 +2783,7 @@
         </w:tc>
         <w:tc>
           <w:tcPr>
-            <w:tcW w:w="3949" w:type="dxa"/>
+            <w:tcW w:w="3657" w:type="dxa"/>
             <w:shd w:val="clear" w:color="auto" w:fill="EEEEEE"/>
             <w:vAlign w:val="top"/>
           </w:tcPr>
@@ -2911,7 +2826,7 @@
         </w:trPr>
         <w:tc>
           <w:tcPr>
-            <w:tcW w:w="3961" w:type="dxa"/>
+            <w:tcW w:w="2472" w:type="dxa"/>
             <w:vAlign w:val="center"/>
           </w:tcPr>
           <w:p>
@@ -2942,7 +2857,7 @@
                           <pic:cNvPicPr/>
                         </pic:nvPicPr>
                         <pic:blipFill>
-                          <a:blip r:embed="rId22"/>
+                          <a:blip r:embed="rId20"/>
                           <a:stretch>
                             <a:fillRect/>
                           </a:stretch>
@@ -2989,7 +2904,7 @@
         </w:tc>
         <w:tc>
           <w:tcPr>
-            <w:tcW w:w="909" w:type="dxa"/>
+            <w:tcW w:w="2690" w:type="dxa"/>
             <w:vAlign w:val="center"/>
           </w:tcPr>
           <w:p>
@@ -3021,7 +2936,7 @@
         </w:tc>
         <w:tc>
           <w:tcPr>
-            <w:tcW w:w="3949" w:type="dxa"/>
+            <w:tcW w:w="3657" w:type="dxa"/>
             <w:vAlign w:val="center"/>
           </w:tcPr>
           <w:p>
@@ -3073,7 +2988,7 @@
         </w:trPr>
         <w:tc>
           <w:tcPr>
-            <w:tcW w:w="3961" w:type="dxa"/>
+            <w:tcW w:w="2472" w:type="dxa"/>
             <w:vAlign w:val="center"/>
           </w:tcPr>
           <w:p>
@@ -3104,7 +3019,7 @@
                           <pic:cNvPicPr/>
                         </pic:nvPicPr>
                         <pic:blipFill>
-                          <a:blip r:embed="rId23"/>
+                          <a:blip r:embed="rId21"/>
                           <a:stretch>
                             <a:fillRect/>
                           </a:stretch>
@@ -3151,7 +3066,7 @@
         </w:tc>
         <w:tc>
           <w:tcPr>
-            <w:tcW w:w="909" w:type="dxa"/>
+            <w:tcW w:w="2690" w:type="dxa"/>
             <w:vAlign w:val="center"/>
           </w:tcPr>
           <w:p>
@@ -3183,7 +3098,7 @@
         </w:tc>
         <w:tc>
           <w:tcPr>
-            <w:tcW w:w="3949" w:type="dxa"/>
+            <w:tcW w:w="3657" w:type="dxa"/>
             <w:vAlign w:val="center"/>
           </w:tcPr>
           <w:p>
@@ -3326,8 +3241,8 @@
         </w:tblCellMar>
       </w:tblPr>
       <w:tblGrid>
-        <w:gridCol w:w="2899"/>
-        <w:gridCol w:w="7789"/>
+        <w:gridCol w:w="3828"/>
+        <w:gridCol w:w="6860"/>
       </w:tblGrid>
       <w:tr>
         <w:tblPrEx>
@@ -3366,7 +3281,7 @@
             <w:pPr>
               <w:pStyle w:val="8"/>
               <w:spacing w:before="264" w:line="221" w:lineRule="auto"/>
-              <w:ind w:left="3128"/>
+              <w:jc w:val="center"/>
               <w:rPr>
                 <w:sz w:val="24"/>
                 <w:szCs w:val="24"/>
@@ -3518,7 +3433,7 @@
         </w:trPr>
         <w:tc>
           <w:tcPr>
-            <w:tcW w:w="2899" w:type="dxa"/>
+            <w:tcW w:w="3828" w:type="dxa"/>
             <w:tcBorders>
               <w:top w:val="single" w:color="DDDDDD" w:sz="2" w:space="0"/>
               <w:left w:val="single" w:color="DDDDDD" w:sz="6" w:space="0"/>
@@ -3529,7 +3444,7 @@
             <w:pPr>
               <w:pStyle w:val="8"/>
               <w:spacing w:before="99"/>
-              <w:ind w:left="650" w:leftChars="205" w:hanging="220" w:hangingChars="100"/>
+              <w:ind w:left="870" w:leftChars="205" w:hanging="440" w:hangingChars="200"/>
               <w:jc w:val="left"/>
             </w:pPr>
             <w:r>
@@ -3558,7 +3473,7 @@
                 <w:spacing w:val="-5"/>
                 <w:lang w:val="en-US" w:eastAsia="zh-CN"/>
               </w:rPr>
-              <w:t>安全检测</w:t>
+              <w:t xml:space="preserve">安全检测 </w:t>
             </w:r>
             <w:r>
               <w:rPr>
@@ -3571,7 +3486,7 @@
                 <w:szCs w:val="28"/>
                 <w:lang w:val="en-US" w:eastAsia="zh-CN"/>
               </w:rPr>
-              <w:t>{{warn_times}}</w:t>
+              <w:t xml:space="preserve">{{warn_times}} </w:t>
             </w:r>
             <w:r>
               <w:rPr>
@@ -3584,7 +3499,7 @@
         </w:tc>
         <w:tc>
           <w:tcPr>
-            <w:tcW w:w="7789" w:type="dxa"/>
+            <w:tcW w:w="6860" w:type="dxa"/>
             <w:tcBorders>
               <w:top w:val="single" w:color="DDDDDD" w:sz="2" w:space="0"/>
               <w:right w:val="single" w:color="DDDDDD" w:sz="6" w:space="0"/>
@@ -3635,7 +3550,7 @@
         </w:trPr>
         <w:tc>
           <w:tcPr>
-            <w:tcW w:w="2899" w:type="dxa"/>
+            <w:tcW w:w="3828" w:type="dxa"/>
             <w:tcBorders>
               <w:left w:val="single" w:color="DDDDDD" w:sz="6" w:space="0"/>
             </w:tcBorders>
@@ -3645,7 +3560,7 @@
             <w:pPr>
               <w:pStyle w:val="8"/>
               <w:spacing w:before="99"/>
-              <w:ind w:left="1072" w:leftChars="196" w:hanging="660" w:hangingChars="300"/>
+              <w:ind w:left="1512" w:leftChars="196" w:hanging="1100" w:hangingChars="500"/>
               <w:jc w:val="left"/>
             </w:pPr>
             <w:r>
@@ -3674,7 +3589,7 @@
                 <w:spacing w:val="-5"/>
                 <w:lang w:val="en-US" w:eastAsia="zh-CN"/>
               </w:rPr>
-              <w:t>漏洞扫描</w:t>
+              <w:t xml:space="preserve">漏洞扫描 </w:t>
             </w:r>
             <w:r>
               <w:rPr>
@@ -3711,7 +3626,7 @@
         </w:tc>
         <w:tc>
           <w:tcPr>
-            <w:tcW w:w="7789" w:type="dxa"/>
+            <w:tcW w:w="6860" w:type="dxa"/>
             <w:tcBorders>
               <w:right w:val="single" w:color="DDDDDD" w:sz="6" w:space="0"/>
             </w:tcBorders>
@@ -3762,7 +3677,7 @@
         </w:trPr>
         <w:tc>
           <w:tcPr>
-            <w:tcW w:w="2899" w:type="dxa"/>
+            <w:tcW w:w="3828" w:type="dxa"/>
             <w:tcBorders>
               <w:left w:val="single" w:color="DDDDDD" w:sz="6" w:space="0"/>
             </w:tcBorders>
@@ -3772,7 +3687,7 @@
             <w:pPr>
               <w:pStyle w:val="8"/>
               <w:spacing w:before="94" w:line="394" w:lineRule="exact"/>
-              <w:ind w:left="650" w:leftChars="205" w:hanging="220" w:hangingChars="100"/>
+              <w:ind w:left="870" w:leftChars="205" w:hanging="440" w:hangingChars="200"/>
               <w:jc w:val="left"/>
             </w:pPr>
             <w:r>
@@ -3796,7 +3711,7 @@
                           <pic:cNvPicPr/>
                         </pic:nvPicPr>
                         <pic:blipFill>
-                          <a:blip r:embed="rId24"/>
+                          <a:blip r:embed="rId22"/>
                           <a:stretch>
                             <a:fillRect/>
                           </a:stretch>
@@ -3831,7 +3746,7 @@
                 <w:spacing w:val="-5"/>
                 <w:lang w:val="en-US" w:eastAsia="zh-CN"/>
               </w:rPr>
-              <w:t>风险修复</w:t>
+              <w:t xml:space="preserve">风险修复 </w:t>
             </w:r>
             <w:r>
               <w:rPr>
@@ -3868,7 +3783,7 @@
         </w:tc>
         <w:tc>
           <w:tcPr>
-            <w:tcW w:w="7789" w:type="dxa"/>
+            <w:tcW w:w="6860" w:type="dxa"/>
             <w:tcBorders>
               <w:right w:val="single" w:color="DDDDDD" w:sz="6" w:space="0"/>
             </w:tcBorders>
@@ -3945,7 +3860,7 @@
           <w:szCs w:val="28"/>
           <w:lang w:val="en-US" w:eastAsia="zh-CN"/>
         </w:rPr>
-        <w:t>已检测风险概览</w:t>
+        <w:t>风险概览</w:t>
       </w:r>
     </w:p>
     <w:p>
@@ -3980,7 +3895,7 @@
                     <pic:cNvPicPr/>
                   </pic:nvPicPr>
                   <pic:blipFill>
-                    <a:blip r:embed="rId25"/>
+                    <a:blip r:embed="rId23"/>
                     <a:stretch>
                       <a:fillRect/>
                     </a:stretch>
@@ -4019,7 +3934,55 @@
           <w:szCs w:val="22"/>
           <w:lang w:val="en-US" w:eastAsia="zh-CN"/>
         </w:rPr>
-        <w:t>本次安全检测为您的服务器进行{{warn_num}}项安全风险分析，{{cve_num}}项系统漏洞扫描，详细种类如下</w:t>
+        <w:t>本次安全检测为您的服务器进行</w:t>
+      </w:r>
+      <w:r>
+        <w:rPr>
+          <w:rFonts w:hint="eastAsia" w:ascii="微软雅黑" w:hAnsi="微软雅黑" w:eastAsia="微软雅黑" w:cs="微软雅黑"/>
+          <w:b/>
+          <w:bCs/>
+          <w:color w:val="495060"/>
+          <w:spacing w:val="-3"/>
+          <w:sz w:val="22"/>
+          <w:szCs w:val="22"/>
+          <w:lang w:val="en-US" w:eastAsia="zh-CN"/>
+        </w:rPr>
+        <w:t>{{warn_num}}</w:t>
+      </w:r>
+      <w:r>
+        <w:rPr>
+          <w:rFonts w:hint="eastAsia" w:ascii="微软雅黑" w:hAnsi="微软雅黑" w:eastAsia="微软雅黑" w:cs="微软雅黑"/>
+          <w:color w:val="495060"/>
+          <w:spacing w:val="-3"/>
+          <w:sz w:val="22"/>
+          <w:szCs w:val="22"/>
+          <w:lang w:val="en-US" w:eastAsia="zh-CN"/>
+        </w:rPr>
+        <w:t>项安全风险分析，</w:t>
+      </w:r>
+      <w:r>
+        <w:rPr>
+          <w:rFonts w:hint="eastAsia" w:ascii="微软雅黑" w:hAnsi="微软雅黑" w:eastAsia="微软雅黑" w:cs="微软雅黑"/>
+          <w:b/>
+          <w:bCs/>
+          <w:color w:val="495060"/>
+          <w:spacing w:val="-3"/>
+          <w:sz w:val="22"/>
+          <w:szCs w:val="22"/>
+          <w:lang w:val="en-US" w:eastAsia="zh-CN"/>
+        </w:rPr>
+        <w:t>{{cve_num}}</w:t>
+      </w:r>
+      <w:r>
+        <w:rPr>
+          <w:rFonts w:hint="eastAsia" w:ascii="微软雅黑" w:hAnsi="微软雅黑" w:eastAsia="微软雅黑" w:cs="微软雅黑"/>
+          <w:color w:val="495060"/>
+          <w:spacing w:val="-3"/>
+          <w:sz w:val="22"/>
+          <w:szCs w:val="22"/>
+          <w:lang w:val="en-US" w:eastAsia="zh-CN"/>
+        </w:rPr>
+        <w:t>项系统漏洞扫描，详细种类如下</w:t>
       </w:r>
       <w:r>
         <w:rPr>
@@ -4064,7 +4027,7 @@
                     <pic:cNvPicPr/>
                   </pic:nvPicPr>
                   <pic:blipFill>
-                    <a:blip r:embed="rId26"/>
+                    <a:blip r:embed="rId24"/>
                     <a:stretch>
                       <a:fillRect/>
                     </a:stretch>
@@ -4121,6 +4084,119 @@
         <w:pStyle w:val="2"/>
         <w:spacing w:line="453" w:lineRule="auto"/>
       </w:pPr>
+      <w:r>
+        <mc:AlternateContent>
+          <mc:Choice Requires="wps">
+            <w:drawing>
+              <wp:anchor distT="0" distB="0" distL="114300" distR="114300" simplePos="0" relativeHeight="251674624" behindDoc="0" locked="0" layoutInCell="0" allowOverlap="1">
+                <wp:simplePos x="0" y="0"/>
+                <wp:positionH relativeFrom="page">
+                  <wp:posOffset>1845945</wp:posOffset>
+                </wp:positionH>
+                <wp:positionV relativeFrom="page">
+                  <wp:posOffset>1706245</wp:posOffset>
+                </wp:positionV>
+                <wp:extent cx="1393190" cy="207645"/>
+                <wp:effectExtent l="0" t="0" r="0" b="0"/>
+                <wp:wrapNone/>
+                <wp:docPr id="35" name="文本框 35"/>
+                <wp:cNvGraphicFramePr/>
+                <a:graphic xmlns:a="http://schemas.openxmlformats.org/drawingml/2006/main">
+                  <a:graphicData uri="http://schemas.microsoft.com/office/word/2010/wordprocessingShape">
+                    <wps:wsp>
+                      <wps:cNvSpPr txBox="1"/>
+                      <wps:spPr>
+                        <a:xfrm>
+                          <a:off x="0" y="0"/>
+                          <a:ext cx="1393190" cy="207645"/>
+                        </a:xfrm>
+                        <a:prstGeom prst="rect">
+                          <a:avLst/>
+                        </a:prstGeom>
+                        <a:noFill/>
+                        <a:ln>
+                          <a:noFill/>
+                        </a:ln>
+                      </wps:spPr>
+                      <wps:txbx>
+                        <w:txbxContent>
+                          <w:p>
+                            <w:pPr>
+                              <w:spacing w:before="20" w:line="182" w:lineRule="auto"/>
+                              <w:ind w:left="20"/>
+                              <w:jc w:val="right"/>
+                              <w:rPr>
+                                <w:rFonts w:hint="default" w:ascii="微软雅黑" w:hAnsi="微软雅黑" w:eastAsia="微软雅黑" w:cs="微软雅黑"/>
+                                <w:sz w:val="24"/>
+                                <w:szCs w:val="24"/>
+                                <w:lang w:val="en-US"/>
+                              </w:rPr>
+                            </w:pPr>
+                            <w:r>
+                              <w:rPr>
+                                <w:rFonts w:hint="eastAsia" w:ascii="微软雅黑" w:hAnsi="微软雅黑" w:eastAsia="微软雅黑" w:cs="微软雅黑"/>
+                                <w:b/>
+                                <w:bCs/>
+                                <w:color w:val="3E71AE"/>
+                                <w:spacing w:val="-2"/>
+                                <w:sz w:val="24"/>
+                                <w:szCs w:val="24"/>
+                                <w:lang w:val="en-US" w:eastAsia="zh-CN"/>
+                              </w:rPr>
+                              <w:t>{{web_num}}条</w:t>
+                            </w:r>
+                          </w:p>
+                        </w:txbxContent>
+                      </wps:txbx>
+                      <wps:bodyPr lIns="0" tIns="0" rIns="0" bIns="0" upright="1"/>
+                    </wps:wsp>
+                  </a:graphicData>
+                </a:graphic>
+              </wp:anchor>
+            </w:drawing>
+          </mc:Choice>
+          <mc:Fallback>
+            <w:pict>
+              <v:shape id="_x0000_s1026" o:spid="_x0000_s1026" o:spt="202" type="#_x0000_t202" style="position:absolute;left:0pt;margin-left:145.35pt;margin-top:134.35pt;height:16.35pt;width:109.7pt;mso-position-horizontal-relative:page;mso-position-vertical-relative:page;z-index:251674624;mso-width-relative:page;mso-height-relative:page;" filled="f" stroked="f" coordsize="21600,21600" o:allowincell="f" o:gfxdata="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">
+                <v:fill on="f" focussize="0,0"/>
+                <v:stroke on="f"/>
+                <v:imagedata o:title=""/>
+                <o:lock v:ext="edit" aspectratio="f"/>
+                <v:textbox inset="0mm,0mm,0mm,0mm">
+                  <w:txbxContent>
+                    <w:p>
+                      <w:pPr>
+                        <w:spacing w:before="20" w:line="182" w:lineRule="auto"/>
+                        <w:ind w:left="20"/>
+                        <w:jc w:val="right"/>
+                        <w:rPr>
+                          <w:rFonts w:hint="default" w:ascii="微软雅黑" w:hAnsi="微软雅黑" w:eastAsia="微软雅黑" w:cs="微软雅黑"/>
+                          <w:sz w:val="24"/>
+                          <w:szCs w:val="24"/>
+                          <w:lang w:val="en-US"/>
+                        </w:rPr>
+                      </w:pPr>
+                      <w:r>
+                        <w:rPr>
+                          <w:rFonts w:hint="eastAsia" w:ascii="微软雅黑" w:hAnsi="微软雅黑" w:eastAsia="微软雅黑" w:cs="微软雅黑"/>
+                          <w:b/>
+                          <w:bCs/>
+                          <w:color w:val="3E71AE"/>
+                          <w:spacing w:val="-2"/>
+                          <w:sz w:val="24"/>
+                          <w:szCs w:val="24"/>
+                          <w:lang w:val="en-US" w:eastAsia="zh-CN"/>
+                        </w:rPr>
+                        <w:t>{{web_num}}条</w:t>
+                      </w:r>
+                    </w:p>
+                  </w:txbxContent>
+                </v:textbox>
+              </v:shape>
+            </w:pict>
+          </mc:Fallback>
+        </mc:AlternateContent>
+      </w:r>
       <w:r>
         <w:pict>
           <v:shape id="_x0000_s1065" o:spid="_x0000_s1065" o:spt="202" type="#_x0000_t202" style="position:absolute;left:0pt;margin-left:414.75pt;margin-top:135.2pt;height:16.35pt;width:90.5pt;mso-position-horizontal-relative:page;mso-position-vertical-relative:page;z-index:251664384;mso-width-relative:page;mso-height-relative:page;" filled="f" stroked="f" coordsize="21600,21600" o:allowincell="f">
@@ -4174,119 +4250,6 @@
         </w:pict>
       </w:r>
       <w:r>
-        <mc:AlternateContent>
-          <mc:Choice Requires="wps">
-            <w:drawing>
-              <wp:anchor distT="0" distB="0" distL="114300" distR="114300" simplePos="0" relativeHeight="251674624" behindDoc="0" locked="0" layoutInCell="0" allowOverlap="1">
-                <wp:simplePos x="0" y="0"/>
-                <wp:positionH relativeFrom="page">
-                  <wp:posOffset>2012950</wp:posOffset>
-                </wp:positionH>
-                <wp:positionV relativeFrom="page">
-                  <wp:posOffset>1706245</wp:posOffset>
-                </wp:positionV>
-                <wp:extent cx="1226185" cy="207645"/>
-                <wp:effectExtent l="0" t="0" r="0" b="0"/>
-                <wp:wrapNone/>
-                <wp:docPr id="35" name="文本框 35"/>
-                <wp:cNvGraphicFramePr/>
-                <a:graphic xmlns:a="http://schemas.openxmlformats.org/drawingml/2006/main">
-                  <a:graphicData uri="http://schemas.microsoft.com/office/word/2010/wordprocessingShape">
-                    <wps:wsp>
-                      <wps:cNvSpPr txBox="1"/>
-                      <wps:spPr>
-                        <a:xfrm>
-                          <a:off x="0" y="0"/>
-                          <a:ext cx="1226185" cy="207645"/>
-                        </a:xfrm>
-                        <a:prstGeom prst="rect">
-                          <a:avLst/>
-                        </a:prstGeom>
-                        <a:noFill/>
-                        <a:ln>
-                          <a:noFill/>
-                        </a:ln>
-                      </wps:spPr>
-                      <wps:txbx>
-                        <w:txbxContent>
-                          <w:p>
-                            <w:pPr>
-                              <w:spacing w:before="20" w:line="182" w:lineRule="auto"/>
-                              <w:ind w:left="20"/>
-                              <w:jc w:val="right"/>
-                              <w:rPr>
-                                <w:rFonts w:hint="default" w:ascii="微软雅黑" w:hAnsi="微软雅黑" w:eastAsia="微软雅黑" w:cs="微软雅黑"/>
-                                <w:sz w:val="24"/>
-                                <w:szCs w:val="24"/>
-                                <w:lang w:val="en-US"/>
-                              </w:rPr>
-                            </w:pPr>
-                            <w:r>
-                              <w:rPr>
-                                <w:rFonts w:hint="eastAsia" w:ascii="微软雅黑" w:hAnsi="微软雅黑" w:eastAsia="微软雅黑" w:cs="微软雅黑"/>
-                                <w:b/>
-                                <w:bCs/>
-                                <w:color w:val="3E71AE"/>
-                                <w:spacing w:val="-2"/>
-                                <w:sz w:val="24"/>
-                                <w:szCs w:val="24"/>
-                                <w:lang w:val="en-US" w:eastAsia="zh-CN"/>
-                              </w:rPr>
-                              <w:t>{{web_num}}条</w:t>
-                            </w:r>
-                          </w:p>
-                        </w:txbxContent>
-                      </wps:txbx>
-                      <wps:bodyPr lIns="0" tIns="0" rIns="0" bIns="0" upright="1"/>
-                    </wps:wsp>
-                  </a:graphicData>
-                </a:graphic>
-              </wp:anchor>
-            </w:drawing>
-          </mc:Choice>
-          <mc:Fallback>
-            <w:pict>
-              <v:shape id="_x0000_s1026" o:spid="_x0000_s1026" o:spt="202" type="#_x0000_t202" style="position:absolute;left:0pt;margin-left:158.5pt;margin-top:134.35pt;height:16.35pt;width:96.55pt;mso-position-horizontal-relative:page;mso-position-vertical-relative:page;z-index:251674624;mso-width-relative:page;mso-height-relative:page;" filled="f" stroked="f" coordsize="21600,21600" o:allowincell="f" o:gfxdata="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">
-                <v:fill on="f" focussize="0,0"/>
-                <v:stroke on="f"/>
-                <v:imagedata o:title=""/>
-                <o:lock v:ext="edit" aspectratio="f"/>
-                <v:textbox inset="0mm,0mm,0mm,0mm">
-                  <w:txbxContent>
-                    <w:p>
-                      <w:pPr>
-                        <w:spacing w:before="20" w:line="182" w:lineRule="auto"/>
-                        <w:ind w:left="20"/>
-                        <w:jc w:val="right"/>
-                        <w:rPr>
-                          <w:rFonts w:hint="default" w:ascii="微软雅黑" w:hAnsi="微软雅黑" w:eastAsia="微软雅黑" w:cs="微软雅黑"/>
-                          <w:sz w:val="24"/>
-                          <w:szCs w:val="24"/>
-                          <w:lang w:val="en-US"/>
-                        </w:rPr>
-                      </w:pPr>
-                      <w:r>
-                        <w:rPr>
-                          <w:rFonts w:hint="eastAsia" w:ascii="微软雅黑" w:hAnsi="微软雅黑" w:eastAsia="微软雅黑" w:cs="微软雅黑"/>
-                          <w:b/>
-                          <w:bCs/>
-                          <w:color w:val="3E71AE"/>
-                          <w:spacing w:val="-2"/>
-                          <w:sz w:val="24"/>
-                          <w:szCs w:val="24"/>
-                          <w:lang w:val="en-US" w:eastAsia="zh-CN"/>
-                        </w:rPr>
-                        <w:t>{{web_num}}条</w:t>
-                      </w:r>
-                    </w:p>
-                  </w:txbxContent>
-                </v:textbox>
-              </v:shape>
-            </w:pict>
-          </mc:Fallback>
-        </mc:AlternateContent>
-      </w:r>
-      <w:r>
         <w:pict>
           <v:shape id="_x0000_s1064" o:spid="_x0000_s1064" o:spt="202" type="#_x0000_t202" style="position:absolute;left:0pt;margin-left:294.4pt;margin-top:134.25pt;height:16.55pt;width:143.45pt;mso-position-horizontal-relative:page;mso-position-vertical-relative:page;z-index:251663360;mso-width-relative:page;mso-height-relative:page;" filled="f" stroked="f" coordsize="21600,21600" o:allowincell="f">
             <v:path/>
@@ -4320,7 +4283,7 @@
                       <w:szCs w:val="24"/>
                       <w:lang w:val="en-US" w:eastAsia="zh-CN"/>
                     </w:rPr>
-                    <w:t>流行系统应用漏洞扫描</w:t>
+                    <w:t>系统应用漏洞扫描</w:t>
                   </w:r>
                 </w:p>
               </w:txbxContent>
@@ -5016,12 +4979,12 @@
               <wp:anchor distT="0" distB="0" distL="114300" distR="114300" simplePos="0" relativeHeight="251680768" behindDoc="0" locked="0" layoutInCell="0" allowOverlap="1">
                 <wp:simplePos x="0" y="0"/>
                 <wp:positionH relativeFrom="page">
-                  <wp:posOffset>1918970</wp:posOffset>
+                  <wp:posOffset>1857375</wp:posOffset>
                 </wp:positionH>
                 <wp:positionV relativeFrom="page">
                   <wp:posOffset>2296795</wp:posOffset>
                 </wp:positionV>
-                <wp:extent cx="1321435" cy="226060"/>
+                <wp:extent cx="1383030" cy="226060"/>
                 <wp:effectExtent l="0" t="0" r="0" b="0"/>
                 <wp:wrapNone/>
                 <wp:docPr id="44" name="文本框 44"/>
@@ -5033,7 +4996,7 @@
                       <wps:spPr>
                         <a:xfrm>
                           <a:off x="0" y="0"/>
-                          <a:ext cx="1321435" cy="226060"/>
+                          <a:ext cx="1383030" cy="226060"/>
                         </a:xfrm>
                         <a:prstGeom prst="rect">
                           <a:avLst/>
@@ -5082,7 +5045,7 @@
           </mc:Choice>
           <mc:Fallback>
             <w:pict>
-              <v:shape id="_x0000_s1026" o:spid="_x0000_s1026" o:spt="202" type="#_x0000_t202" style="position:absolute;left:0pt;margin-left:151.1pt;margin-top:180.85pt;height:17.8pt;width:104.05pt;mso-position-horizontal-relative:page;mso-position-vertical-relative:page;z-index:251680768;mso-width-relative:page;mso-height-relative:page;" filled="f" stroked="f" coordsize="21600,21600" o:allowincell="f" o:gfxdata="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">
+              <v:shape id="_x0000_s1026" o:spid="_x0000_s1026" o:spt="202" type="#_x0000_t202" style="position:absolute;left:0pt;margin-left:146.25pt;margin-top:180.85pt;height:17.8pt;width:108.9pt;mso-position-horizontal-relative:page;mso-position-vertical-relative:page;z-index:251680768;mso-width-relative:page;mso-height-relative:page;" filled="f" stroked="f" coordsize="21600,21600" o:allowincell="f" o:gfxdata="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">
                 <v:fill on="f" focussize="0,0"/>
                 <v:stroke on="f"/>
                 <v:imagedata o:title=""/>
@@ -5257,6 +5220,8 @@
           </mc:Fallback>
         </mc:AlternateContent>
       </w:r>
+      <w:bookmarkStart w:id="7" w:name="_GoBack"/>
+      <w:bookmarkEnd w:id="7"/>
       <w:r>
         <mc:AlternateContent>
           <mc:Choice Requires="wps">
@@ -5505,26 +5470,6 @@
     </w:p>
     <w:p>
       <w:pPr>
-        <w:pStyle w:val="2"/>
-      </w:pPr>
-    </w:p>
-    <w:p>
-      <w:pPr>
-        <w:pStyle w:val="2"/>
-      </w:pPr>
-    </w:p>
-    <w:p>
-      <w:pPr>
-        <w:pStyle w:val="2"/>
-      </w:pPr>
-    </w:p>
-    <w:p>
-      <w:pPr>
-        <w:spacing w:before="5"/>
-      </w:pPr>
-    </w:p>
-    <w:p>
-      <w:pPr>
         <w:sectPr>
           <w:footerReference r:id="rId10" w:type="default"/>
           <w:pgSz w:w="11900" w:h="16840"/>
@@ -5534,6 +5479,21 @@
             <w:col w:w="11900"/>
           </w:cols>
         </w:sectPr>
+      </w:pPr>
+    </w:p>
+    <w:p>
+      <w:pPr>
+        <w:spacing w:before="78" w:line="190" w:lineRule="auto"/>
+        <w:rPr>
+          <w:rFonts w:hint="eastAsia" w:ascii="微软雅黑" w:hAnsi="微软雅黑" w:eastAsia="微软雅黑" w:cs="微软雅黑"/>
+          <w:b/>
+          <w:bCs/>
+          <w:color w:val="495060"/>
+          <w:position w:val="2"/>
+          <w:sz w:val="22"/>
+          <w:szCs w:val="22"/>
+          <w:lang w:val="en-US" w:eastAsia="zh-CN"/>
+        </w:rPr>
       </w:pPr>
     </w:p>
     <w:p>
@@ -5569,7 +5529,7 @@
                     <pic:cNvPicPr/>
                   </pic:nvPicPr>
                   <pic:blipFill>
-                    <a:blip r:embed="rId27"/>
+                    <a:blip r:embed="rId25"/>
                     <a:stretch>
                       <a:fillRect/>
                     </a:stretch>
@@ -5710,7 +5670,7 @@
                     <pic:cNvPicPr/>
                   </pic:nvPicPr>
                   <pic:blipFill>
-                    <a:blip r:embed="rId28"/>
+                    <a:blip r:embed="rId26"/>
                     <a:stretch>
                       <a:fillRect/>
                     </a:stretch>
@@ -6035,7 +5995,7 @@
                     <pic:cNvPicPr/>
                   </pic:nvPicPr>
                   <pic:blipFill>
-                    <a:blip r:embed="rId29"/>
+                    <a:blip r:embed="rId27"/>
                     <a:stretch>
                       <a:fillRect/>
                     </a:stretch>
@@ -6313,8 +6273,8 @@
     <w:tbl>
       <w:tblPr>
         <w:tblStyle w:val="7"/>
-        <w:tblW w:w="4438" w:type="pct"/>
-        <w:tblInd w:w="798" w:type="dxa"/>
+        <w:tblW w:w="4674" w:type="pct"/>
+        <w:tblInd w:w="626" w:type="dxa"/>
         <w:tblBorders>
           <w:top w:val="single" w:color="DDDDDD" w:sz="2" w:space="0"/>
           <w:left w:val="single" w:color="DDDDDD" w:sz="2" w:space="0"/>
@@ -6323,7 +6283,7 @@
           <w:insideH w:val="single" w:color="DDDDDD" w:sz="2" w:space="0"/>
           <w:insideV w:val="single" w:color="DDDDDD" w:sz="2" w:space="0"/>
         </w:tblBorders>
-        <w:tblLayout w:type="fixed"/>
+        <w:tblLayout w:type="autofit"/>
         <w:tblCellMar>
           <w:top w:w="0" w:type="dxa"/>
           <w:left w:w="0" w:type="dxa"/>
@@ -6332,10 +6292,12 @@
         </w:tblCellMar>
       </w:tblPr>
       <w:tblGrid>
-        <w:gridCol w:w="495"/>
-        <w:gridCol w:w="1946"/>
-        <w:gridCol w:w="6748"/>
-        <w:gridCol w:w="1379"/>
+        <w:gridCol w:w="1123"/>
+        <w:gridCol w:w="1241"/>
+        <w:gridCol w:w="3753"/>
+        <w:gridCol w:w="1747"/>
+        <w:gridCol w:w="1720"/>
+        <w:gridCol w:w="1546"/>
       </w:tblGrid>
       <w:tr>
         <w:tblPrEx>
@@ -6359,7 +6321,7 @@
         </w:trPr>
         <w:tc>
           <w:tcPr>
-            <w:tcW w:w="234" w:type="pct"/>
+            <w:tcW w:w="275" w:type="pct"/>
             <w:shd w:val="clear" w:color="auto" w:fill="EEEEEE"/>
             <w:vAlign w:val="center"/>
           </w:tcPr>
@@ -6388,7 +6350,7 @@
         </w:tc>
         <w:tc>
           <w:tcPr>
-            <w:tcW w:w="920" w:type="pct"/>
+            <w:tcW w:w="557" w:type="pct"/>
             <w:shd w:val="clear" w:color="auto" w:fill="EEEEEE"/>
             <w:vAlign w:val="center"/>
           </w:tcPr>
@@ -6416,7 +6378,7 @@
         </w:tc>
         <w:tc>
           <w:tcPr>
-            <w:tcW w:w="3192" w:type="pct"/>
+            <w:tcW w:w="1743" w:type="pct"/>
             <w:shd w:val="clear" w:color="auto" w:fill="EEEEEE"/>
             <w:vAlign w:val="center"/>
           </w:tcPr>
@@ -6451,7 +6413,67 @@
         </w:tc>
         <w:tc>
           <w:tcPr>
-            <w:tcW w:w="652" w:type="pct"/>
+            <w:tcW w:w="840" w:type="pct"/>
+            <w:shd w:val="clear" w:color="auto" w:fill="EEEEEE"/>
+            <w:vAlign w:val="center"/>
+          </w:tcPr>
+          <w:p>
+            <w:pPr>
+              <w:pStyle w:val="8"/>
+              <w:spacing w:before="180" w:line="184" w:lineRule="auto"/>
+              <w:ind w:left="120"/>
+              <w:jc w:val="both"/>
+              <w:rPr>
+                <w:rFonts w:hint="default"/>
+                <w:color w:val="495060"/>
+                <w:spacing w:val="-1"/>
+                <w:lang w:val="en-US" w:eastAsia="zh-CN"/>
+              </w:rPr>
+            </w:pPr>
+            <w:r>
+              <w:rPr>
+                <w:rFonts w:hint="eastAsia"/>
+                <w:color w:val="495060"/>
+                <w:spacing w:val="-1"/>
+                <w:lang w:val="en-US" w:eastAsia="zh-CN"/>
+              </w:rPr>
+              <w:t>级别</w:t>
+            </w:r>
+          </w:p>
+        </w:tc>
+        <w:tc>
+          <w:tcPr>
+            <w:tcW w:w="830" w:type="pct"/>
+            <w:shd w:val="clear" w:color="auto" w:fill="EEEEEE"/>
+            <w:vAlign w:val="center"/>
+          </w:tcPr>
+          <w:p>
+            <w:pPr>
+              <w:pStyle w:val="8"/>
+              <w:spacing w:before="180" w:line="184" w:lineRule="auto"/>
+              <w:ind w:left="120"/>
+              <w:jc w:val="both"/>
+              <w:rPr>
+                <w:rFonts w:hint="default"/>
+                <w:color w:val="495060"/>
+                <w:spacing w:val="-1"/>
+                <w:lang w:val="en-US" w:eastAsia="zh-CN"/>
+              </w:rPr>
+            </w:pPr>
+            <w:r>
+              <w:rPr>
+                <w:rFonts w:hint="eastAsia"/>
+                <w:color w:val="495060"/>
+                <w:spacing w:val="-1"/>
+                <w:lang w:val="en-US" w:eastAsia="zh-CN"/>
+              </w:rPr>
+              <w:t>修复建议</w:t>
+            </w:r>
+          </w:p>
+        </w:tc>
+        <w:tc>
+          <w:tcPr>
+            <w:tcW w:w="752" w:type="pct"/>
             <w:shd w:val="clear" w:color="auto" w:fill="EEEEEE"/>
             <w:vAlign w:val="center"/>
           </w:tcPr>
@@ -6502,7 +6524,7 @@
         </w:trPr>
         <w:tc>
           <w:tcPr>
-            <w:tcW w:w="5000" w:type="pct"/>
+            <w:tcW w:w="3417" w:type="pct"/>
             <w:gridSpan w:val="4"/>
             <w:tcBorders>
               <w:left w:val="nil"/>
@@ -6540,6 +6562,62 @@
               </w:rPr>
               <w:t>{%tr for a in focus_high_list %}</w:t>
             </w:r>
+          </w:p>
+        </w:tc>
+        <w:tc>
+          <w:tcPr>
+            <w:tcW w:w="830" w:type="pct"/>
+            <w:tcBorders>
+              <w:left w:val="nil"/>
+            </w:tcBorders>
+            <w:vAlign w:val="center"/>
+          </w:tcPr>
+          <w:p>
+            <w:pPr>
+              <w:keepNext w:val="0"/>
+              <w:keepLines w:val="0"/>
+              <w:widowControl/>
+              <w:suppressLineNumbers w:val="0"/>
+              <w:jc w:val="center"/>
+              <w:rPr>
+                <w:rFonts w:hint="eastAsia" w:ascii="微软雅黑" w:hAnsi="微软雅黑" w:eastAsia="微软雅黑" w:cs="微软雅黑"/>
+                <w:snapToGrid w:val="0"/>
+                <w:color w:val="495060"/>
+                <w:spacing w:val="4"/>
+                <w:kern w:val="0"/>
+                <w:sz w:val="22"/>
+                <w:szCs w:val="22"/>
+                <w:lang w:val="en-US" w:eastAsia="zh-CN" w:bidi="ar-SA"/>
+              </w:rPr>
+            </w:pPr>
+          </w:p>
+        </w:tc>
+        <w:tc>
+          <w:tcPr>
+            <w:tcW w:w="752" w:type="pct"/>
+            <w:tcBorders>
+              <w:left w:val="nil"/>
+            </w:tcBorders>
+            <w:vAlign w:val="center"/>
+          </w:tcPr>
+          <w:p>
+            <w:pPr>
+              <w:keepNext w:val="0"/>
+              <w:keepLines w:val="0"/>
+              <w:widowControl/>
+              <w:suppressLineNumbers w:val="0"/>
+              <w:jc w:val="center"/>
+              <w:rPr>
+                <w:rFonts w:hint="eastAsia" w:ascii="微软雅黑" w:hAnsi="微软雅黑" w:eastAsia="微软雅黑" w:cs="微软雅黑"/>
+                <w:snapToGrid w:val="0"/>
+                <w:color w:val="495060"/>
+                <w:spacing w:val="4"/>
+                <w:kern w:val="0"/>
+                <w:sz w:val="22"/>
+                <w:szCs w:val="22"/>
+                <w:lang w:val="en-US" w:eastAsia="zh-CN" w:bidi="ar-SA"/>
+              </w:rPr>
+            </w:pPr>
           </w:p>
         </w:tc>
       </w:tr>
@@ -6565,7 +6643,7 @@
         </w:trPr>
         <w:tc>
           <w:tcPr>
-            <w:tcW w:w="234" w:type="pct"/>
+            <w:tcW w:w="275" w:type="pct"/>
             <w:tcBorders>
               <w:left w:val="nil"/>
             </w:tcBorders>
@@ -6606,7 +6684,7 @@
         </w:tc>
         <w:tc>
           <w:tcPr>
-            <w:tcW w:w="920" w:type="pct"/>
+            <w:tcW w:w="557" w:type="pct"/>
             <w:vAlign w:val="center"/>
           </w:tcPr>
           <w:p>
@@ -6644,7 +6722,7 @@
         </w:tc>
         <w:tc>
           <w:tcPr>
-            <w:tcW w:w="3192" w:type="pct"/>
+            <w:tcW w:w="1743" w:type="pct"/>
             <w:vAlign w:val="center"/>
           </w:tcPr>
           <w:p>
@@ -6655,7 +6733,7 @@
               <w:suppressLineNumbers w:val="0"/>
               <w:jc w:val="left"/>
               <w:rPr>
-                <w:rFonts w:hint="eastAsia" w:ascii="微软雅黑" w:hAnsi="微软雅黑" w:eastAsia="微软雅黑" w:cs="微软雅黑"/>
+                <w:rFonts w:hint="default" w:ascii="微软雅黑" w:hAnsi="微软雅黑" w:eastAsia="微软雅黑" w:cs="微软雅黑"/>
                 <w:snapToGrid w:val="0"/>
                 <w:color w:val="495060"/>
                 <w:spacing w:val="4"/>
@@ -6679,6 +6757,12 @@
               <w:t>{{ a.ps }}</w:t>
             </w:r>
           </w:p>
+        </w:tc>
+        <w:tc>
+          <w:tcPr>
+            <w:tcW w:w="840" w:type="pct"/>
+            <w:vAlign w:val="center"/>
+          </w:tcPr>
           <w:p>
             <w:pPr>
               <w:keepNext w:val="0"/>
@@ -6687,7 +6771,7 @@
               <w:suppressLineNumbers w:val="0"/>
               <w:jc w:val="left"/>
               <w:rPr>
-                <w:rFonts w:hint="default" w:ascii="微软雅黑" w:hAnsi="微软雅黑" w:eastAsia="微软雅黑" w:cs="微软雅黑"/>
+                <w:rFonts w:hint="eastAsia" w:ascii="微软雅黑" w:hAnsi="微软雅黑" w:eastAsia="微软雅黑" w:cs="微软雅黑"/>
                 <w:snapToGrid w:val="0"/>
                 <w:color w:val="495060"/>
                 <w:spacing w:val="4"/>
@@ -6697,7 +6781,26 @@
                 <w:lang w:val="en-US" w:eastAsia="zh-CN" w:bidi="ar-SA"/>
               </w:rPr>
             </w:pPr>
+            <w:r>
+              <w:rPr>
+                <w:rFonts w:hint="eastAsia" w:ascii="微软雅黑" w:hAnsi="微软雅黑" w:eastAsia="微软雅黑" w:cs="微软雅黑"/>
+                <w:snapToGrid w:val="0"/>
+                <w:color w:val="495060"/>
+                <w:spacing w:val="4"/>
+                <w:kern w:val="0"/>
+                <w:sz w:val="22"/>
+                <w:szCs w:val="22"/>
+                <w:lang w:val="en-US" w:eastAsia="zh-CN" w:bidi="ar-SA"/>
+              </w:rPr>
+              <w:t>{{a.level}}</w:t>
+            </w:r>
           </w:p>
+        </w:tc>
+        <w:tc>
+          <w:tcPr>
+            <w:tcW w:w="830" w:type="pct"/>
+            <w:vAlign w:val="center"/>
+          </w:tcPr>
           <w:p>
             <w:pPr>
               <w:keepNext w:val="0"/>
@@ -6706,7 +6809,7 @@
               <w:suppressLineNumbers w:val="0"/>
               <w:jc w:val="left"/>
               <w:rPr>
-                <w:rFonts w:hint="eastAsia" w:ascii="微软雅黑" w:hAnsi="微软雅黑" w:eastAsia="微软雅黑" w:cs="微软雅黑"/>
+                <w:rFonts w:hint="default" w:ascii="微软雅黑" w:hAnsi="微软雅黑" w:eastAsia="微软雅黑" w:cs="微软雅黑"/>
                 <w:snapToGrid w:val="0"/>
                 <w:color w:val="495060"/>
                 <w:spacing w:val="4"/>
@@ -6719,8 +6822,6 @@
             <w:r>
               <w:rPr>
                 <w:rFonts w:hint="eastAsia" w:ascii="微软雅黑" w:hAnsi="微软雅黑" w:eastAsia="微软雅黑" w:cs="微软雅黑"/>
-                <w:b/>
-                <w:bCs/>
                 <w:snapToGrid w:val="0"/>
                 <w:color w:val="495060"/>
                 <w:spacing w:val="4"/>
@@ -6729,45 +6830,13 @@
                 <w:szCs w:val="22"/>
                 <w:lang w:val="en-US" w:eastAsia="zh-CN" w:bidi="ar-SA"/>
               </w:rPr>
-              <w:t>修复建议：</w:t>
-            </w:r>
-            <w:r>
-              <w:rPr>
-                <w:rFonts w:hint="eastAsia" w:ascii="微软雅黑" w:hAnsi="微软雅黑" w:eastAsia="微软雅黑" w:cs="微软雅黑"/>
-                <w:snapToGrid w:val="0"/>
-                <w:color w:val="495060"/>
-                <w:spacing w:val="4"/>
-                <w:kern w:val="0"/>
-                <w:sz w:val="22"/>
-                <w:szCs w:val="22"/>
-                <w:lang w:val="en-US" w:eastAsia="zh-CN" w:bidi="ar-SA"/>
-              </w:rPr>
               <w:t>{{ a.tips }}</w:t>
             </w:r>
-          </w:p>
-          <w:p>
-            <w:pPr>
-              <w:keepNext w:val="0"/>
-              <w:keepLines w:val="0"/>
-              <w:widowControl/>
-              <w:suppressLineNumbers w:val="0"/>
-              <w:jc w:val="left"/>
-              <w:rPr>
-                <w:rFonts w:hint="default" w:ascii="微软雅黑" w:hAnsi="微软雅黑" w:eastAsia="微软雅黑" w:cs="微软雅黑"/>
-                <w:snapToGrid w:val="0"/>
-                <w:color w:val="495060"/>
-                <w:spacing w:val="4"/>
-                <w:kern w:val="0"/>
-                <w:sz w:val="22"/>
-                <w:szCs w:val="22"/>
-                <w:lang w:val="en-US" w:eastAsia="zh-CN" w:bidi="ar-SA"/>
-              </w:rPr>
-            </w:pPr>
           </w:p>
         </w:tc>
         <w:tc>
           <w:tcPr>
-            <w:tcW w:w="652" w:type="pct"/>
+            <w:tcW w:w="752" w:type="pct"/>
             <w:vAlign w:val="center"/>
           </w:tcPr>
           <w:p>
@@ -6826,7 +6895,7 @@
         </w:trPr>
         <w:tc>
           <w:tcPr>
-            <w:tcW w:w="5000" w:type="pct"/>
+            <w:tcW w:w="3417" w:type="pct"/>
             <w:gridSpan w:val="4"/>
             <w:tcBorders>
               <w:left w:val="nil"/>
@@ -6864,6 +6933,62 @@
               </w:rPr>
               <w:t>{%tr endfor %}</w:t>
             </w:r>
+          </w:p>
+        </w:tc>
+        <w:tc>
+          <w:tcPr>
+            <w:tcW w:w="830" w:type="pct"/>
+            <w:tcBorders>
+              <w:left w:val="nil"/>
+            </w:tcBorders>
+            <w:vAlign w:val="center"/>
+          </w:tcPr>
+          <w:p>
+            <w:pPr>
+              <w:keepNext w:val="0"/>
+              <w:keepLines w:val="0"/>
+              <w:widowControl/>
+              <w:suppressLineNumbers w:val="0"/>
+              <w:jc w:val="center"/>
+              <w:rPr>
+                <w:rFonts w:hint="eastAsia" w:ascii="微软雅黑" w:hAnsi="微软雅黑" w:eastAsia="微软雅黑" w:cs="微软雅黑"/>
+                <w:snapToGrid w:val="0"/>
+                <w:color w:val="495060"/>
+                <w:spacing w:val="4"/>
+                <w:kern w:val="0"/>
+                <w:sz w:val="22"/>
+                <w:szCs w:val="22"/>
+                <w:lang w:val="en-US" w:eastAsia="zh-CN" w:bidi="ar-SA"/>
+              </w:rPr>
+            </w:pPr>
+          </w:p>
+        </w:tc>
+        <w:tc>
+          <w:tcPr>
+            <w:tcW w:w="752" w:type="pct"/>
+            <w:tcBorders>
+              <w:left w:val="nil"/>
+            </w:tcBorders>
+            <w:vAlign w:val="center"/>
+          </w:tcPr>
+          <w:p>
+            <w:pPr>
+              <w:keepNext w:val="0"/>
+              <w:keepLines w:val="0"/>
+              <w:widowControl/>
+              <w:suppressLineNumbers w:val="0"/>
+              <w:jc w:val="center"/>
+              <w:rPr>
+                <w:rFonts w:hint="eastAsia" w:ascii="微软雅黑" w:hAnsi="微软雅黑" w:eastAsia="微软雅黑" w:cs="微软雅黑"/>
+                <w:snapToGrid w:val="0"/>
+                <w:color w:val="495060"/>
+                <w:spacing w:val="4"/>
+                <w:kern w:val="0"/>
+                <w:sz w:val="22"/>
+                <w:szCs w:val="22"/>
+                <w:lang w:val="en-US" w:eastAsia="zh-CN" w:bidi="ar-SA"/>
+              </w:rPr>
+            </w:pPr>
           </w:p>
         </w:tc>
       </w:tr>
@@ -6889,7 +7014,7 @@
         </w:trPr>
         <w:tc>
           <w:tcPr>
-            <w:tcW w:w="5000" w:type="pct"/>
+            <w:tcW w:w="3417" w:type="pct"/>
             <w:gridSpan w:val="4"/>
             <w:tcBorders>
               <w:left w:val="nil"/>
@@ -6927,6 +7052,62 @@
               </w:rPr>
               <w:t>{%tr for b in focus_mid_list %}</w:t>
             </w:r>
+          </w:p>
+        </w:tc>
+        <w:tc>
+          <w:tcPr>
+            <w:tcW w:w="830" w:type="pct"/>
+            <w:tcBorders>
+              <w:left w:val="nil"/>
+            </w:tcBorders>
+            <w:vAlign w:val="center"/>
+          </w:tcPr>
+          <w:p>
+            <w:pPr>
+              <w:keepNext w:val="0"/>
+              <w:keepLines w:val="0"/>
+              <w:widowControl/>
+              <w:suppressLineNumbers w:val="0"/>
+              <w:jc w:val="center"/>
+              <w:rPr>
+                <w:rFonts w:hint="eastAsia" w:ascii="微软雅黑" w:hAnsi="微软雅黑" w:eastAsia="微软雅黑" w:cs="微软雅黑"/>
+                <w:snapToGrid w:val="0"/>
+                <w:color w:val="495060"/>
+                <w:spacing w:val="4"/>
+                <w:kern w:val="0"/>
+                <w:sz w:val="22"/>
+                <w:szCs w:val="22"/>
+                <w:lang w:val="en-US" w:eastAsia="zh-CN" w:bidi="ar-SA"/>
+              </w:rPr>
+            </w:pPr>
+          </w:p>
+        </w:tc>
+        <w:tc>
+          <w:tcPr>
+            <w:tcW w:w="752" w:type="pct"/>
+            <w:tcBorders>
+              <w:left w:val="nil"/>
+            </w:tcBorders>
+            <w:vAlign w:val="center"/>
+          </w:tcPr>
+          <w:p>
+            <w:pPr>
+              <w:keepNext w:val="0"/>
+              <w:keepLines w:val="0"/>
+              <w:widowControl/>
+              <w:suppressLineNumbers w:val="0"/>
+              <w:jc w:val="center"/>
+              <w:rPr>
+                <w:rFonts w:hint="eastAsia" w:ascii="微软雅黑" w:hAnsi="微软雅黑" w:eastAsia="微软雅黑" w:cs="微软雅黑"/>
+                <w:snapToGrid w:val="0"/>
+                <w:color w:val="495060"/>
+                <w:spacing w:val="4"/>
+                <w:kern w:val="0"/>
+                <w:sz w:val="22"/>
+                <w:szCs w:val="22"/>
+                <w:lang w:val="en-US" w:eastAsia="zh-CN" w:bidi="ar-SA"/>
+              </w:rPr>
+            </w:pPr>
           </w:p>
         </w:tc>
       </w:tr>
@@ -6952,7 +7133,7 @@
         </w:trPr>
         <w:tc>
           <w:tcPr>
-            <w:tcW w:w="234" w:type="pct"/>
+            <w:tcW w:w="275" w:type="pct"/>
             <w:tcBorders>
               <w:left w:val="nil"/>
             </w:tcBorders>
@@ -6993,7 +7174,7 @@
         </w:tc>
         <w:tc>
           <w:tcPr>
-            <w:tcW w:w="920" w:type="pct"/>
+            <w:tcW w:w="557" w:type="pct"/>
             <w:vAlign w:val="center"/>
           </w:tcPr>
           <w:p>
@@ -7031,7 +7212,7 @@
         </w:tc>
         <w:tc>
           <w:tcPr>
-            <w:tcW w:w="3192" w:type="pct"/>
+            <w:tcW w:w="1743" w:type="pct"/>
             <w:vAlign w:val="center"/>
           </w:tcPr>
           <w:p>
@@ -7066,6 +7247,12 @@
               <w:t>{{b.ps}}</w:t>
             </w:r>
           </w:p>
+        </w:tc>
+        <w:tc>
+          <w:tcPr>
+            <w:tcW w:w="840" w:type="pct"/>
+            <w:vAlign w:val="center"/>
+          </w:tcPr>
           <w:p>
             <w:pPr>
               <w:keepNext w:val="0"/>
@@ -7084,7 +7271,26 @@
                 <w:lang w:val="en-US" w:eastAsia="zh-CN" w:bidi="ar-SA"/>
               </w:rPr>
             </w:pPr>
+            <w:r>
+              <w:rPr>
+                <w:rFonts w:hint="eastAsia" w:ascii="微软雅黑" w:hAnsi="微软雅黑" w:eastAsia="微软雅黑" w:cs="微软雅黑"/>
+                <w:snapToGrid w:val="0"/>
+                <w:color w:val="495060"/>
+                <w:spacing w:val="4"/>
+                <w:kern w:val="0"/>
+                <w:sz w:val="22"/>
+                <w:szCs w:val="22"/>
+                <w:lang w:val="en-US" w:eastAsia="zh-CN" w:bidi="ar-SA"/>
+              </w:rPr>
+              <w:t>{{b.level}}</w:t>
+            </w:r>
           </w:p>
+        </w:tc>
+        <w:tc>
+          <w:tcPr>
+            <w:tcW w:w="830" w:type="pct"/>
+            <w:vAlign w:val="center"/>
+          </w:tcPr>
           <w:p>
             <w:pPr>
               <w:keepNext w:val="0"/>
@@ -7106,8 +7312,6 @@
             <w:r>
               <w:rPr>
                 <w:rFonts w:hint="eastAsia" w:ascii="微软雅黑" w:hAnsi="微软雅黑" w:eastAsia="微软雅黑" w:cs="微软雅黑"/>
-                <w:b/>
-                <w:bCs/>
                 <w:snapToGrid w:val="0"/>
                 <w:color w:val="495060"/>
                 <w:spacing w:val="4"/>
@@ -7116,45 +7320,13 @@
                 <w:szCs w:val="22"/>
                 <w:lang w:val="en-US" w:eastAsia="zh-CN" w:bidi="ar-SA"/>
               </w:rPr>
-              <w:t>修复建议：</w:t>
-            </w:r>
-            <w:r>
-              <w:rPr>
-                <w:rFonts w:hint="eastAsia" w:ascii="微软雅黑" w:hAnsi="微软雅黑" w:eastAsia="微软雅黑" w:cs="微软雅黑"/>
-                <w:snapToGrid w:val="0"/>
-                <w:color w:val="495060"/>
-                <w:spacing w:val="4"/>
-                <w:kern w:val="0"/>
-                <w:sz w:val="22"/>
-                <w:szCs w:val="22"/>
-                <w:lang w:val="en-US" w:eastAsia="zh-CN" w:bidi="ar-SA"/>
-              </w:rPr>
               <w:t>{{b.tips}}</w:t>
             </w:r>
-          </w:p>
-          <w:p>
-            <w:pPr>
-              <w:keepNext w:val="0"/>
-              <w:keepLines w:val="0"/>
-              <w:widowControl/>
-              <w:suppressLineNumbers w:val="0"/>
-              <w:jc w:val="left"/>
-              <w:rPr>
-                <w:rFonts w:hint="eastAsia" w:ascii="微软雅黑" w:hAnsi="微软雅黑" w:eastAsia="微软雅黑" w:cs="微软雅黑"/>
-                <w:snapToGrid w:val="0"/>
-                <w:color w:val="495060"/>
-                <w:spacing w:val="4"/>
-                <w:kern w:val="0"/>
-                <w:sz w:val="22"/>
-                <w:szCs w:val="22"/>
-                <w:lang w:val="en-US" w:eastAsia="zh-CN" w:bidi="ar-SA"/>
-              </w:rPr>
-            </w:pPr>
           </w:p>
         </w:tc>
         <w:tc>
           <w:tcPr>
-            <w:tcW w:w="652" w:type="pct"/>
+            <w:tcW w:w="752" w:type="pct"/>
             <w:vAlign w:val="center"/>
           </w:tcPr>
           <w:p>
@@ -7213,7 +7385,7 @@
         </w:trPr>
         <w:tc>
           <w:tcPr>
-            <w:tcW w:w="5000" w:type="pct"/>
+            <w:tcW w:w="3417" w:type="pct"/>
             <w:gridSpan w:val="4"/>
             <w:tcBorders>
               <w:left w:val="nil"/>
@@ -7251,6 +7423,62 @@
               </w:rPr>
               <w:t>{%tr endfor %}</w:t>
             </w:r>
+          </w:p>
+        </w:tc>
+        <w:tc>
+          <w:tcPr>
+            <w:tcW w:w="830" w:type="pct"/>
+            <w:tcBorders>
+              <w:left w:val="nil"/>
+            </w:tcBorders>
+            <w:vAlign w:val="center"/>
+          </w:tcPr>
+          <w:p>
+            <w:pPr>
+              <w:keepNext w:val="0"/>
+              <w:keepLines w:val="0"/>
+              <w:widowControl/>
+              <w:suppressLineNumbers w:val="0"/>
+              <w:jc w:val="center"/>
+              <w:rPr>
+                <w:rFonts w:hint="eastAsia" w:ascii="微软雅黑" w:hAnsi="微软雅黑" w:eastAsia="微软雅黑" w:cs="微软雅黑"/>
+                <w:snapToGrid w:val="0"/>
+                <w:color w:val="495060"/>
+                <w:spacing w:val="4"/>
+                <w:kern w:val="0"/>
+                <w:sz w:val="22"/>
+                <w:szCs w:val="22"/>
+                <w:lang w:val="en-US" w:eastAsia="zh-CN" w:bidi="ar-SA"/>
+              </w:rPr>
+            </w:pPr>
+          </w:p>
+        </w:tc>
+        <w:tc>
+          <w:tcPr>
+            <w:tcW w:w="752" w:type="pct"/>
+            <w:tcBorders>
+              <w:left w:val="nil"/>
+            </w:tcBorders>
+            <w:vAlign w:val="center"/>
+          </w:tcPr>
+          <w:p>
+            <w:pPr>
+              <w:keepNext w:val="0"/>
+              <w:keepLines w:val="0"/>
+              <w:widowControl/>
+              <w:suppressLineNumbers w:val="0"/>
+              <w:jc w:val="center"/>
+              <w:rPr>
+                <w:rFonts w:hint="eastAsia" w:ascii="微软雅黑" w:hAnsi="微软雅黑" w:eastAsia="微软雅黑" w:cs="微软雅黑"/>
+                <w:snapToGrid w:val="0"/>
+                <w:color w:val="495060"/>
+                <w:spacing w:val="4"/>
+                <w:kern w:val="0"/>
+                <w:sz w:val="22"/>
+                <w:szCs w:val="22"/>
+                <w:lang w:val="en-US" w:eastAsia="zh-CN" w:bidi="ar-SA"/>
+              </w:rPr>
+            </w:pPr>
           </w:p>
         </w:tc>
       </w:tr>
@@ -7276,7 +7504,7 @@
         </w:trPr>
         <w:tc>
           <w:tcPr>
-            <w:tcW w:w="5000" w:type="pct"/>
+            <w:tcW w:w="3417" w:type="pct"/>
             <w:gridSpan w:val="4"/>
             <w:tcBorders>
               <w:left w:val="nil"/>
@@ -7314,6 +7542,62 @@
               </w:rPr>
               <w:t>{%tr for c in focus_cve_list %}</w:t>
             </w:r>
+          </w:p>
+        </w:tc>
+        <w:tc>
+          <w:tcPr>
+            <w:tcW w:w="830" w:type="pct"/>
+            <w:tcBorders>
+              <w:left w:val="nil"/>
+            </w:tcBorders>
+            <w:vAlign w:val="center"/>
+          </w:tcPr>
+          <w:p>
+            <w:pPr>
+              <w:keepNext w:val="0"/>
+              <w:keepLines w:val="0"/>
+              <w:widowControl/>
+              <w:suppressLineNumbers w:val="0"/>
+              <w:jc w:val="center"/>
+              <w:rPr>
+                <w:rFonts w:hint="eastAsia" w:ascii="微软雅黑" w:hAnsi="微软雅黑" w:eastAsia="微软雅黑" w:cs="微软雅黑"/>
+                <w:snapToGrid w:val="0"/>
+                <w:color w:val="495060"/>
+                <w:spacing w:val="4"/>
+                <w:kern w:val="0"/>
+                <w:sz w:val="22"/>
+                <w:szCs w:val="22"/>
+                <w:lang w:val="en-US" w:eastAsia="zh-CN" w:bidi="ar-SA"/>
+              </w:rPr>
+            </w:pPr>
+          </w:p>
+        </w:tc>
+        <w:tc>
+          <w:tcPr>
+            <w:tcW w:w="752" w:type="pct"/>
+            <w:tcBorders>
+              <w:left w:val="nil"/>
+            </w:tcBorders>
+            <w:vAlign w:val="center"/>
+          </w:tcPr>
+          <w:p>
+            <w:pPr>
+              <w:keepNext w:val="0"/>
+              <w:keepLines w:val="0"/>
+              <w:widowControl/>
+              <w:suppressLineNumbers w:val="0"/>
+              <w:jc w:val="center"/>
+              <w:rPr>
+                <w:rFonts w:hint="eastAsia" w:ascii="微软雅黑" w:hAnsi="微软雅黑" w:eastAsia="微软雅黑" w:cs="微软雅黑"/>
+                <w:snapToGrid w:val="0"/>
+                <w:color w:val="495060"/>
+                <w:spacing w:val="4"/>
+                <w:kern w:val="0"/>
+                <w:sz w:val="22"/>
+                <w:szCs w:val="22"/>
+                <w:lang w:val="en-US" w:eastAsia="zh-CN" w:bidi="ar-SA"/>
+              </w:rPr>
+            </w:pPr>
           </w:p>
         </w:tc>
       </w:tr>
@@ -7339,7 +7623,7 @@
         </w:trPr>
         <w:tc>
           <w:tcPr>
-            <w:tcW w:w="234" w:type="pct"/>
+            <w:tcW w:w="275" w:type="pct"/>
             <w:tcBorders>
               <w:left w:val="nil"/>
             </w:tcBorders>
@@ -7380,7 +7664,7 @@
         </w:tc>
         <w:tc>
           <w:tcPr>
-            <w:tcW w:w="920" w:type="pct"/>
+            <w:tcW w:w="557" w:type="pct"/>
             <w:vAlign w:val="center"/>
           </w:tcPr>
           <w:p>
@@ -7418,7 +7702,7 @@
         </w:tc>
         <w:tc>
           <w:tcPr>
-            <w:tcW w:w="3192" w:type="pct"/>
+            <w:tcW w:w="1743" w:type="pct"/>
             <w:vAlign w:val="center"/>
           </w:tcPr>
           <w:p>
@@ -7453,6 +7737,12 @@
               <w:t>{{c.ps}}</w:t>
             </w:r>
           </w:p>
+        </w:tc>
+        <w:tc>
+          <w:tcPr>
+            <w:tcW w:w="840" w:type="pct"/>
+            <w:vAlign w:val="center"/>
+          </w:tcPr>
           <w:p>
             <w:pPr>
               <w:keepNext w:val="0"/>
@@ -7471,7 +7761,26 @@
                 <w:lang w:val="en-US" w:eastAsia="zh-CN" w:bidi="ar-SA"/>
               </w:rPr>
             </w:pPr>
+            <w:r>
+              <w:rPr>
+                <w:rFonts w:hint="eastAsia" w:ascii="微软雅黑" w:hAnsi="微软雅黑" w:eastAsia="微软雅黑" w:cs="微软雅黑"/>
+                <w:snapToGrid w:val="0"/>
+                <w:color w:val="495060"/>
+                <w:spacing w:val="4"/>
+                <w:kern w:val="0"/>
+                <w:sz w:val="22"/>
+                <w:szCs w:val="22"/>
+                <w:lang w:val="en-US" w:eastAsia="zh-CN" w:bidi="ar-SA"/>
+              </w:rPr>
+              <w:t>{{c.level}}</w:t>
+            </w:r>
           </w:p>
+        </w:tc>
+        <w:tc>
+          <w:tcPr>
+            <w:tcW w:w="830" w:type="pct"/>
+            <w:vAlign w:val="center"/>
+          </w:tcPr>
           <w:p>
             <w:pPr>
               <w:keepNext w:val="0"/>
@@ -7493,8 +7802,6 @@
             <w:r>
               <w:rPr>
                 <w:rFonts w:hint="eastAsia" w:ascii="微软雅黑" w:hAnsi="微软雅黑" w:eastAsia="微软雅黑" w:cs="微软雅黑"/>
-                <w:b/>
-                <w:bCs/>
                 <w:snapToGrid w:val="0"/>
                 <w:color w:val="495060"/>
                 <w:spacing w:val="4"/>
@@ -7503,45 +7810,13 @@
                 <w:szCs w:val="22"/>
                 <w:lang w:val="en-US" w:eastAsia="zh-CN" w:bidi="ar-SA"/>
               </w:rPr>
-              <w:t>修复建议：</w:t>
-            </w:r>
-            <w:r>
-              <w:rPr>
-                <w:rFonts w:hint="eastAsia" w:ascii="微软雅黑" w:hAnsi="微软雅黑" w:eastAsia="微软雅黑" w:cs="微软雅黑"/>
-                <w:snapToGrid w:val="0"/>
-                <w:color w:val="495060"/>
-                <w:spacing w:val="4"/>
-                <w:kern w:val="0"/>
-                <w:sz w:val="22"/>
-                <w:szCs w:val="22"/>
-                <w:lang w:val="en-US" w:eastAsia="zh-CN" w:bidi="ar-SA"/>
-              </w:rPr>
               <w:t>{{c.tips}}</w:t>
             </w:r>
-          </w:p>
-          <w:p>
-            <w:pPr>
-              <w:keepNext w:val="0"/>
-              <w:keepLines w:val="0"/>
-              <w:widowControl/>
-              <w:suppressLineNumbers w:val="0"/>
-              <w:jc w:val="left"/>
-              <w:rPr>
-                <w:rFonts w:hint="eastAsia" w:ascii="微软雅黑" w:hAnsi="微软雅黑" w:eastAsia="微软雅黑" w:cs="微软雅黑"/>
-                <w:snapToGrid w:val="0"/>
-                <w:color w:val="495060"/>
-                <w:spacing w:val="4"/>
-                <w:kern w:val="0"/>
-                <w:sz w:val="22"/>
-                <w:szCs w:val="22"/>
-                <w:lang w:val="en-US" w:eastAsia="zh-CN" w:bidi="ar-SA"/>
-              </w:rPr>
-            </w:pPr>
           </w:p>
         </w:tc>
         <w:tc>
           <w:tcPr>
-            <w:tcW w:w="652" w:type="pct"/>
+            <w:tcW w:w="752" w:type="pct"/>
             <w:vAlign w:val="center"/>
           </w:tcPr>
           <w:p>
@@ -7600,7 +7875,7 @@
         </w:trPr>
         <w:tc>
           <w:tcPr>
-            <w:tcW w:w="5000" w:type="pct"/>
+            <w:tcW w:w="3417" w:type="pct"/>
             <w:gridSpan w:val="4"/>
             <w:tcBorders>
               <w:left w:val="nil"/>
@@ -7640,6 +7915,62 @@
             </w:r>
           </w:p>
         </w:tc>
+        <w:tc>
+          <w:tcPr>
+            <w:tcW w:w="830" w:type="pct"/>
+            <w:tcBorders>
+              <w:left w:val="nil"/>
+            </w:tcBorders>
+            <w:vAlign w:val="center"/>
+          </w:tcPr>
+          <w:p>
+            <w:pPr>
+              <w:keepNext w:val="0"/>
+              <w:keepLines w:val="0"/>
+              <w:widowControl/>
+              <w:suppressLineNumbers w:val="0"/>
+              <w:jc w:val="center"/>
+              <w:rPr>
+                <w:rFonts w:hint="eastAsia" w:ascii="微软雅黑" w:hAnsi="微软雅黑" w:eastAsia="微软雅黑" w:cs="微软雅黑"/>
+                <w:snapToGrid w:val="0"/>
+                <w:color w:val="495060"/>
+                <w:spacing w:val="4"/>
+                <w:kern w:val="0"/>
+                <w:sz w:val="22"/>
+                <w:szCs w:val="22"/>
+                <w:lang w:val="en-US" w:eastAsia="zh-CN" w:bidi="ar-SA"/>
+              </w:rPr>
+            </w:pPr>
+          </w:p>
+        </w:tc>
+        <w:tc>
+          <w:tcPr>
+            <w:tcW w:w="752" w:type="pct"/>
+            <w:tcBorders>
+              <w:left w:val="nil"/>
+            </w:tcBorders>
+            <w:vAlign w:val="center"/>
+          </w:tcPr>
+          <w:p>
+            <w:pPr>
+              <w:keepNext w:val="0"/>
+              <w:keepLines w:val="0"/>
+              <w:widowControl/>
+              <w:suppressLineNumbers w:val="0"/>
+              <w:jc w:val="center"/>
+              <w:rPr>
+                <w:rFonts w:hint="eastAsia" w:ascii="微软雅黑" w:hAnsi="微软雅黑" w:eastAsia="微软雅黑" w:cs="微软雅黑"/>
+                <w:snapToGrid w:val="0"/>
+                <w:color w:val="495060"/>
+                <w:spacing w:val="4"/>
+                <w:kern w:val="0"/>
+                <w:sz w:val="22"/>
+                <w:szCs w:val="22"/>
+                <w:lang w:val="en-US" w:eastAsia="zh-CN" w:bidi="ar-SA"/>
+              </w:rPr>
+            </w:pPr>
+          </w:p>
+        </w:tc>
       </w:tr>
     </w:tbl>
     <w:p>
@@ -7672,13 +8003,13 @@
           <w:szCs w:val="28"/>
         </w:rPr>
       </w:pPr>
-      <w:bookmarkStart w:id="2" w:name="bookmark8"/>
+      <w:bookmarkStart w:id="2" w:name="bookmark9"/>
       <w:bookmarkEnd w:id="2"/>
-      <w:bookmarkStart w:id="3" w:name="bookmark9"/>
+      <w:bookmarkStart w:id="3" w:name="bookmark10"/>
       <w:bookmarkEnd w:id="3"/>
       <w:bookmarkStart w:id="4" w:name="bookmark11"/>
       <w:bookmarkEnd w:id="4"/>
-      <w:bookmarkStart w:id="5" w:name="bookmark10"/>
+      <w:bookmarkStart w:id="5" w:name="bookmark8"/>
       <w:bookmarkEnd w:id="5"/>
       <w:r>
         <w:rPr>
@@ -7738,6 +8069,8 @@
         <w:outlineLvl w:val="1"/>
         <w:rPr>
           <w:rFonts w:ascii="微软雅黑" w:hAnsi="微软雅黑" w:eastAsia="微软雅黑" w:cs="微软雅黑"/>
+          <w:color w:val="3E71AE"/>
+          <w:spacing w:val="4"/>
           <w:sz w:val="28"/>
           <w:szCs w:val="28"/>
         </w:rPr>
@@ -7756,8 +8089,8 @@
     <w:tbl>
       <w:tblPr>
         <w:tblStyle w:val="7"/>
-        <w:tblW w:w="4451" w:type="pct"/>
-        <w:tblInd w:w="783" w:type="dxa"/>
+        <w:tblW w:w="4220" w:type="pct"/>
+        <w:tblInd w:w="596" w:type="dxa"/>
         <w:tblBorders>
           <w:top w:val="single" w:color="DDDDDD" w:sz="2" w:space="0"/>
           <w:left w:val="single" w:color="DDDDDD" w:sz="2" w:space="0"/>
@@ -7775,10 +8108,12 @@
         </w:tblCellMar>
       </w:tblPr>
       <w:tblGrid>
-        <w:gridCol w:w="502"/>
-        <w:gridCol w:w="1962"/>
-        <w:gridCol w:w="6752"/>
-        <w:gridCol w:w="1383"/>
+        <w:gridCol w:w="610"/>
+        <w:gridCol w:w="1822"/>
+        <w:gridCol w:w="3578"/>
+        <w:gridCol w:w="1031"/>
+        <w:gridCol w:w="1396"/>
+        <w:gridCol w:w="1612"/>
       </w:tblGrid>
       <w:tr>
         <w:tblPrEx>
@@ -7802,7 +8137,7 @@
         </w:trPr>
         <w:tc>
           <w:tcPr>
-            <w:tcW w:w="236" w:type="pct"/>
+            <w:tcW w:w="303" w:type="pct"/>
             <w:shd w:val="clear" w:color="auto" w:fill="EEEEEE"/>
             <w:vAlign w:val="center"/>
           </w:tcPr>
@@ -7831,7 +8166,7 @@
         </w:tc>
         <w:tc>
           <w:tcPr>
-            <w:tcW w:w="925" w:type="pct"/>
+            <w:tcW w:w="906" w:type="pct"/>
             <w:shd w:val="clear" w:color="auto" w:fill="EEEEEE"/>
             <w:vAlign w:val="center"/>
           </w:tcPr>
@@ -7859,7 +8194,7 @@
         </w:tc>
         <w:tc>
           <w:tcPr>
-            <w:tcW w:w="3185" w:type="pct"/>
+            <w:tcW w:w="1780" w:type="pct"/>
             <w:shd w:val="clear" w:color="auto" w:fill="EEEEEE"/>
             <w:vAlign w:val="center"/>
           </w:tcPr>
@@ -7894,7 +8229,66 @@
         </w:tc>
         <w:tc>
           <w:tcPr>
-            <w:tcW w:w="652" w:type="pct"/>
+            <w:tcW w:w="513" w:type="pct"/>
+            <w:shd w:val="clear" w:color="auto" w:fill="EEEEEE"/>
+            <w:vAlign w:val="center"/>
+          </w:tcPr>
+          <w:p>
+            <w:pPr>
+              <w:pStyle w:val="8"/>
+              <w:spacing w:before="180" w:line="184" w:lineRule="auto"/>
+              <w:ind w:left="120"/>
+              <w:jc w:val="center"/>
+              <w:rPr>
+                <w:rFonts w:hint="default"/>
+                <w:color w:val="495060"/>
+                <w:spacing w:val="-1"/>
+                <w:lang w:val="en-US" w:eastAsia="zh-CN"/>
+              </w:rPr>
+            </w:pPr>
+            <w:r>
+              <w:rPr>
+                <w:rFonts w:hint="eastAsia"/>
+                <w:color w:val="495060"/>
+                <w:spacing w:val="-1"/>
+                <w:lang w:val="en-US" w:eastAsia="zh-CN"/>
+              </w:rPr>
+              <w:t>级别</w:t>
+            </w:r>
+          </w:p>
+        </w:tc>
+        <w:tc>
+          <w:tcPr>
+            <w:tcW w:w="694" w:type="pct"/>
+            <w:shd w:val="clear" w:color="auto" w:fill="EEEEEE"/>
+            <w:vAlign w:val="center"/>
+          </w:tcPr>
+          <w:p>
+            <w:pPr>
+              <w:pStyle w:val="8"/>
+              <w:spacing w:before="180" w:line="184" w:lineRule="auto"/>
+              <w:jc w:val="center"/>
+              <w:rPr>
+                <w:rFonts w:hint="default"/>
+                <w:color w:val="495060"/>
+                <w:spacing w:val="-1"/>
+                <w:lang w:val="en-US" w:eastAsia="zh-CN"/>
+              </w:rPr>
+            </w:pPr>
+            <w:r>
+              <w:rPr>
+                <w:rFonts w:hint="eastAsia"/>
+                <w:color w:val="495060"/>
+                <w:spacing w:val="-1"/>
+                <w:lang w:val="en-US" w:eastAsia="zh-CN"/>
+              </w:rPr>
+              <w:t>修复建议</w:t>
+            </w:r>
+          </w:p>
+        </w:tc>
+        <w:tc>
+          <w:tcPr>
+            <w:tcW w:w="801" w:type="pct"/>
             <w:shd w:val="clear" w:color="auto" w:fill="EEEEEE"/>
             <w:vAlign w:val="center"/>
           </w:tcPr>
@@ -7945,7 +8339,7 @@
         </w:trPr>
         <w:tc>
           <w:tcPr>
-            <w:tcW w:w="5000" w:type="pct"/>
+            <w:tcW w:w="3503" w:type="pct"/>
             <w:gridSpan w:val="4"/>
             <w:tcBorders>
               <w:left w:val="nil"/>
@@ -7983,6 +8377,62 @@
               </w:rPr>
               <w:t>{%tr for d in low_warn_list %}</w:t>
             </w:r>
+          </w:p>
+        </w:tc>
+        <w:tc>
+          <w:tcPr>
+            <w:tcW w:w="694" w:type="pct"/>
+            <w:tcBorders>
+              <w:left w:val="nil"/>
+            </w:tcBorders>
+            <w:vAlign w:val="center"/>
+          </w:tcPr>
+          <w:p>
+            <w:pPr>
+              <w:keepNext w:val="0"/>
+              <w:keepLines w:val="0"/>
+              <w:widowControl/>
+              <w:suppressLineNumbers w:val="0"/>
+              <w:jc w:val="center"/>
+              <w:rPr>
+                <w:rFonts w:hint="eastAsia" w:ascii="微软雅黑" w:hAnsi="微软雅黑" w:eastAsia="微软雅黑" w:cs="微软雅黑"/>
+                <w:snapToGrid w:val="0"/>
+                <w:color w:val="495060"/>
+                <w:spacing w:val="4"/>
+                <w:kern w:val="0"/>
+                <w:sz w:val="22"/>
+                <w:szCs w:val="22"/>
+                <w:lang w:val="en-US" w:eastAsia="zh-CN" w:bidi="ar-SA"/>
+              </w:rPr>
+            </w:pPr>
+          </w:p>
+        </w:tc>
+        <w:tc>
+          <w:tcPr>
+            <w:tcW w:w="801" w:type="pct"/>
+            <w:tcBorders>
+              <w:left w:val="nil"/>
+            </w:tcBorders>
+            <w:vAlign w:val="center"/>
+          </w:tcPr>
+          <w:p>
+            <w:pPr>
+              <w:keepNext w:val="0"/>
+              <w:keepLines w:val="0"/>
+              <w:widowControl/>
+              <w:suppressLineNumbers w:val="0"/>
+              <w:jc w:val="center"/>
+              <w:rPr>
+                <w:rFonts w:hint="eastAsia" w:ascii="微软雅黑" w:hAnsi="微软雅黑" w:eastAsia="微软雅黑" w:cs="微软雅黑"/>
+                <w:snapToGrid w:val="0"/>
+                <w:color w:val="495060"/>
+                <w:spacing w:val="4"/>
+                <w:kern w:val="0"/>
+                <w:sz w:val="22"/>
+                <w:szCs w:val="22"/>
+                <w:lang w:val="en-US" w:eastAsia="zh-CN" w:bidi="ar-SA"/>
+              </w:rPr>
+            </w:pPr>
           </w:p>
         </w:tc>
       </w:tr>
@@ -8008,7 +8458,7 @@
         </w:trPr>
         <w:tc>
           <w:tcPr>
-            <w:tcW w:w="236" w:type="pct"/>
+            <w:tcW w:w="303" w:type="pct"/>
             <w:tcBorders>
               <w:left w:val="nil"/>
             </w:tcBorders>
@@ -8049,7 +8499,7 @@
         </w:tc>
         <w:tc>
           <w:tcPr>
-            <w:tcW w:w="925" w:type="pct"/>
+            <w:tcW w:w="906" w:type="pct"/>
             <w:vAlign w:val="center"/>
           </w:tcPr>
           <w:p>
@@ -8087,7 +8537,7 @@
         </w:tc>
         <w:tc>
           <w:tcPr>
-            <w:tcW w:w="3185" w:type="pct"/>
+            <w:tcW w:w="1780" w:type="pct"/>
             <w:vAlign w:val="center"/>
           </w:tcPr>
           <w:p>
@@ -8141,6 +8591,12 @@
               </w:rPr>
             </w:pPr>
           </w:p>
+        </w:tc>
+        <w:tc>
+          <w:tcPr>
+            <w:tcW w:w="513" w:type="pct"/>
+            <w:vAlign w:val="center"/>
+          </w:tcPr>
           <w:p>
             <w:pPr>
               <w:keepNext w:val="0"/>
@@ -8149,7 +8605,7 @@
               <w:suppressLineNumbers w:val="0"/>
               <w:jc w:val="left"/>
               <w:rPr>
-                <w:rFonts w:hint="eastAsia" w:ascii="微软雅黑" w:hAnsi="微软雅黑" w:eastAsia="微软雅黑" w:cs="微软雅黑"/>
+                <w:rFonts w:hint="default" w:ascii="微软雅黑" w:hAnsi="微软雅黑" w:eastAsia="微软雅黑" w:cs="微软雅黑"/>
                 <w:snapToGrid w:val="0"/>
                 <w:color w:val="495060"/>
                 <w:spacing w:val="4"/>
@@ -8162,8 +8618,6 @@
             <w:r>
               <w:rPr>
                 <w:rFonts w:hint="eastAsia" w:ascii="微软雅黑" w:hAnsi="微软雅黑" w:eastAsia="微软雅黑" w:cs="微软雅黑"/>
-                <w:b/>
-                <w:bCs/>
                 <w:snapToGrid w:val="0"/>
                 <w:color w:val="495060"/>
                 <w:spacing w:val="4"/>
@@ -8172,22 +8626,15 @@
                 <w:szCs w:val="22"/>
                 <w:lang w:val="en-US" w:eastAsia="zh-CN" w:bidi="ar-SA"/>
               </w:rPr>
-              <w:t>修复建议：</w:t>
-            </w:r>
-            <w:r>
-              <w:rPr>
-                <w:rFonts w:hint="eastAsia" w:ascii="微软雅黑" w:hAnsi="微软雅黑" w:eastAsia="微软雅黑" w:cs="微软雅黑"/>
-                <w:snapToGrid w:val="0"/>
-                <w:color w:val="495060"/>
-                <w:spacing w:val="4"/>
-                <w:kern w:val="0"/>
-                <w:sz w:val="22"/>
-                <w:szCs w:val="22"/>
-                <w:lang w:val="en-US" w:eastAsia="zh-CN" w:bidi="ar-SA"/>
-              </w:rPr>
-              <w:t>{{d.tips}}</w:t>
+              <w:t>{{d.level}}</w:t>
             </w:r>
           </w:p>
+        </w:tc>
+        <w:tc>
+          <w:tcPr>
+            <w:tcW w:w="694" w:type="pct"/>
+            <w:vAlign w:val="center"/>
+          </w:tcPr>
           <w:p>
             <w:pPr>
               <w:keepNext w:val="0"/>
@@ -8206,11 +8653,24 @@
                 <w:lang w:val="en-US" w:eastAsia="zh-CN" w:bidi="ar-SA"/>
               </w:rPr>
             </w:pPr>
+            <w:r>
+              <w:rPr>
+                <w:rFonts w:hint="eastAsia" w:ascii="微软雅黑" w:hAnsi="微软雅黑" w:eastAsia="微软雅黑" w:cs="微软雅黑"/>
+                <w:snapToGrid w:val="0"/>
+                <w:color w:val="495060"/>
+                <w:spacing w:val="4"/>
+                <w:kern w:val="0"/>
+                <w:sz w:val="22"/>
+                <w:szCs w:val="22"/>
+                <w:lang w:val="en-US" w:eastAsia="zh-CN" w:bidi="ar-SA"/>
+              </w:rPr>
+              <w:t>{{d.tips}}</w:t>
+            </w:r>
           </w:p>
         </w:tc>
         <w:tc>
           <w:tcPr>
-            <w:tcW w:w="652" w:type="pct"/>
+            <w:tcW w:w="801" w:type="pct"/>
             <w:vAlign w:val="center"/>
           </w:tcPr>
           <w:p>
@@ -8269,7 +8729,7 @@
         </w:trPr>
         <w:tc>
           <w:tcPr>
-            <w:tcW w:w="5000" w:type="pct"/>
+            <w:tcW w:w="3503" w:type="pct"/>
             <w:gridSpan w:val="4"/>
             <w:tcBorders>
               <w:left w:val="nil"/>
@@ -8307,6 +8767,62 @@
               </w:rPr>
               <w:t>{%tr endfor %}</w:t>
             </w:r>
+          </w:p>
+        </w:tc>
+        <w:tc>
+          <w:tcPr>
+            <w:tcW w:w="694" w:type="pct"/>
+            <w:tcBorders>
+              <w:left w:val="nil"/>
+            </w:tcBorders>
+            <w:vAlign w:val="center"/>
+          </w:tcPr>
+          <w:p>
+            <w:pPr>
+              <w:keepNext w:val="0"/>
+              <w:keepLines w:val="0"/>
+              <w:widowControl/>
+              <w:suppressLineNumbers w:val="0"/>
+              <w:jc w:val="center"/>
+              <w:rPr>
+                <w:rFonts w:hint="eastAsia" w:ascii="微软雅黑" w:hAnsi="微软雅黑" w:eastAsia="微软雅黑" w:cs="微软雅黑"/>
+                <w:snapToGrid w:val="0"/>
+                <w:color w:val="495060"/>
+                <w:spacing w:val="4"/>
+                <w:kern w:val="0"/>
+                <w:sz w:val="22"/>
+                <w:szCs w:val="22"/>
+                <w:lang w:val="en-US" w:eastAsia="zh-CN" w:bidi="ar-SA"/>
+              </w:rPr>
+            </w:pPr>
+          </w:p>
+        </w:tc>
+        <w:tc>
+          <w:tcPr>
+            <w:tcW w:w="801" w:type="pct"/>
+            <w:tcBorders>
+              <w:left w:val="nil"/>
+            </w:tcBorders>
+            <w:vAlign w:val="center"/>
+          </w:tcPr>
+          <w:p>
+            <w:pPr>
+              <w:keepNext w:val="0"/>
+              <w:keepLines w:val="0"/>
+              <w:widowControl/>
+              <w:suppressLineNumbers w:val="0"/>
+              <w:jc w:val="center"/>
+              <w:rPr>
+                <w:rFonts w:hint="eastAsia" w:ascii="微软雅黑" w:hAnsi="微软雅黑" w:eastAsia="微软雅黑" w:cs="微软雅黑"/>
+                <w:snapToGrid w:val="0"/>
+                <w:color w:val="495060"/>
+                <w:spacing w:val="4"/>
+                <w:kern w:val="0"/>
+                <w:sz w:val="22"/>
+                <w:szCs w:val="22"/>
+                <w:lang w:val="en-US" w:eastAsia="zh-CN" w:bidi="ar-SA"/>
+              </w:rPr>
+            </w:pPr>
           </w:p>
         </w:tc>
       </w:tr>
@@ -8332,7 +8848,7 @@
         </w:trPr>
         <w:tc>
           <w:tcPr>
-            <w:tcW w:w="5000" w:type="pct"/>
+            <w:tcW w:w="3503" w:type="pct"/>
             <w:gridSpan w:val="4"/>
             <w:tcBorders>
               <w:left w:val="nil"/>
@@ -8370,6 +8886,62 @@
               </w:rPr>
               <w:t>{%tr for e in ignore_list %}</w:t>
             </w:r>
+          </w:p>
+        </w:tc>
+        <w:tc>
+          <w:tcPr>
+            <w:tcW w:w="694" w:type="pct"/>
+            <w:tcBorders>
+              <w:left w:val="nil"/>
+            </w:tcBorders>
+            <w:vAlign w:val="center"/>
+          </w:tcPr>
+          <w:p>
+            <w:pPr>
+              <w:keepNext w:val="0"/>
+              <w:keepLines w:val="0"/>
+              <w:widowControl/>
+              <w:suppressLineNumbers w:val="0"/>
+              <w:jc w:val="center"/>
+              <w:rPr>
+                <w:rFonts w:hint="eastAsia" w:ascii="微软雅黑" w:hAnsi="微软雅黑" w:eastAsia="微软雅黑" w:cs="微软雅黑"/>
+                <w:snapToGrid w:val="0"/>
+                <w:color w:val="495060"/>
+                <w:spacing w:val="4"/>
+                <w:kern w:val="0"/>
+                <w:sz w:val="22"/>
+                <w:szCs w:val="22"/>
+                <w:lang w:val="en-US" w:eastAsia="zh-CN" w:bidi="ar-SA"/>
+              </w:rPr>
+            </w:pPr>
+          </w:p>
+        </w:tc>
+        <w:tc>
+          <w:tcPr>
+            <w:tcW w:w="801" w:type="pct"/>
+            <w:tcBorders>
+              <w:left w:val="nil"/>
+            </w:tcBorders>
+            <w:vAlign w:val="center"/>
+          </w:tcPr>
+          <w:p>
+            <w:pPr>
+              <w:keepNext w:val="0"/>
+              <w:keepLines w:val="0"/>
+              <w:widowControl/>
+              <w:suppressLineNumbers w:val="0"/>
+              <w:jc w:val="center"/>
+              <w:rPr>
+                <w:rFonts w:hint="eastAsia" w:ascii="微软雅黑" w:hAnsi="微软雅黑" w:eastAsia="微软雅黑" w:cs="微软雅黑"/>
+                <w:snapToGrid w:val="0"/>
+                <w:color w:val="495060"/>
+                <w:spacing w:val="4"/>
+                <w:kern w:val="0"/>
+                <w:sz w:val="22"/>
+                <w:szCs w:val="22"/>
+                <w:lang w:val="en-US" w:eastAsia="zh-CN" w:bidi="ar-SA"/>
+              </w:rPr>
+            </w:pPr>
           </w:p>
         </w:tc>
       </w:tr>
@@ -8395,7 +8967,7 @@
         </w:trPr>
         <w:tc>
           <w:tcPr>
-            <w:tcW w:w="236" w:type="pct"/>
+            <w:tcW w:w="303" w:type="pct"/>
             <w:tcBorders>
               <w:left w:val="nil"/>
             </w:tcBorders>
@@ -8436,7 +9008,7 @@
         </w:tc>
         <w:tc>
           <w:tcPr>
-            <w:tcW w:w="925" w:type="pct"/>
+            <w:tcW w:w="906" w:type="pct"/>
             <w:vAlign w:val="center"/>
           </w:tcPr>
           <w:p>
@@ -8474,7 +9046,7 @@
         </w:tc>
         <w:tc>
           <w:tcPr>
-            <w:tcW w:w="3185" w:type="pct"/>
+            <w:tcW w:w="1780" w:type="pct"/>
             <w:vAlign w:val="center"/>
           </w:tcPr>
           <w:p>
@@ -8485,7 +9057,7 @@
               <w:suppressLineNumbers w:val="0"/>
               <w:jc w:val="left"/>
               <w:rPr>
-                <w:rFonts w:hint="eastAsia" w:ascii="微软雅黑" w:hAnsi="微软雅黑" w:eastAsia="微软雅黑" w:cs="微软雅黑"/>
+                <w:rFonts w:hint="default" w:ascii="微软雅黑" w:hAnsi="微软雅黑" w:eastAsia="微软雅黑" w:cs="微软雅黑"/>
                 <w:snapToGrid w:val="0"/>
                 <w:color w:val="495060"/>
                 <w:spacing w:val="4"/>
@@ -8509,6 +9081,12 @@
               <w:t>{{e.ps}}</w:t>
             </w:r>
           </w:p>
+        </w:tc>
+        <w:tc>
+          <w:tcPr>
+            <w:tcW w:w="513" w:type="pct"/>
+            <w:vAlign w:val="center"/>
+          </w:tcPr>
           <w:p>
             <w:pPr>
               <w:keepNext w:val="0"/>
@@ -8527,7 +9105,26 @@
                 <w:lang w:val="en-US" w:eastAsia="zh-CN" w:bidi="ar-SA"/>
               </w:rPr>
             </w:pPr>
+            <w:r>
+              <w:rPr>
+                <w:rFonts w:hint="eastAsia" w:ascii="微软雅黑" w:hAnsi="微软雅黑" w:eastAsia="微软雅黑" w:cs="微软雅黑"/>
+                <w:snapToGrid w:val="0"/>
+                <w:color w:val="495060"/>
+                <w:spacing w:val="4"/>
+                <w:kern w:val="0"/>
+                <w:sz w:val="22"/>
+                <w:szCs w:val="22"/>
+                <w:lang w:val="en-US" w:eastAsia="zh-CN" w:bidi="ar-SA"/>
+              </w:rPr>
+              <w:t>{{e.level}}</w:t>
+            </w:r>
           </w:p>
+        </w:tc>
+        <w:tc>
+          <w:tcPr>
+            <w:tcW w:w="694" w:type="pct"/>
+            <w:vAlign w:val="center"/>
+          </w:tcPr>
           <w:p>
             <w:pPr>
               <w:keepNext w:val="0"/>
@@ -8536,7 +9133,7 @@
               <w:suppressLineNumbers w:val="0"/>
               <w:jc w:val="left"/>
               <w:rPr>
-                <w:rFonts w:hint="eastAsia" w:ascii="微软雅黑" w:hAnsi="微软雅黑" w:eastAsia="微软雅黑" w:cs="微软雅黑"/>
+                <w:rFonts w:hint="default" w:ascii="微软雅黑" w:hAnsi="微软雅黑" w:eastAsia="微软雅黑" w:cs="微软雅黑"/>
                 <w:snapToGrid w:val="0"/>
                 <w:color w:val="495060"/>
                 <w:spacing w:val="4"/>
@@ -8549,8 +9146,6 @@
             <w:r>
               <w:rPr>
                 <w:rFonts w:hint="eastAsia" w:ascii="微软雅黑" w:hAnsi="微软雅黑" w:eastAsia="微软雅黑" w:cs="微软雅黑"/>
-                <w:b/>
-                <w:bCs/>
                 <w:snapToGrid w:val="0"/>
                 <w:color w:val="495060"/>
                 <w:spacing w:val="4"/>
@@ -8559,45 +9154,13 @@
                 <w:szCs w:val="22"/>
                 <w:lang w:val="en-US" w:eastAsia="zh-CN" w:bidi="ar-SA"/>
               </w:rPr>
-              <w:t>修复建议：</w:t>
-            </w:r>
-            <w:r>
-              <w:rPr>
-                <w:rFonts w:hint="eastAsia" w:ascii="微软雅黑" w:hAnsi="微软雅黑" w:eastAsia="微软雅黑" w:cs="微软雅黑"/>
-                <w:snapToGrid w:val="0"/>
-                <w:color w:val="495060"/>
-                <w:spacing w:val="4"/>
-                <w:kern w:val="0"/>
-                <w:sz w:val="22"/>
-                <w:szCs w:val="22"/>
-                <w:lang w:val="en-US" w:eastAsia="zh-CN" w:bidi="ar-SA"/>
-              </w:rPr>
               <w:t>{{e.tips}}</w:t>
             </w:r>
-          </w:p>
-          <w:p>
-            <w:pPr>
-              <w:keepNext w:val="0"/>
-              <w:keepLines w:val="0"/>
-              <w:widowControl/>
-              <w:suppressLineNumbers w:val="0"/>
-              <w:jc w:val="left"/>
-              <w:rPr>
-                <w:rFonts w:hint="default" w:ascii="微软雅黑" w:hAnsi="微软雅黑" w:eastAsia="微软雅黑" w:cs="微软雅黑"/>
-                <w:snapToGrid w:val="0"/>
-                <w:color w:val="495060"/>
-                <w:spacing w:val="4"/>
-                <w:kern w:val="0"/>
-                <w:sz w:val="22"/>
-                <w:szCs w:val="22"/>
-                <w:lang w:val="en-US" w:eastAsia="zh-CN" w:bidi="ar-SA"/>
-              </w:rPr>
-            </w:pPr>
           </w:p>
         </w:tc>
         <w:tc>
           <w:tcPr>
-            <w:tcW w:w="652" w:type="pct"/>
+            <w:tcW w:w="801" w:type="pct"/>
             <w:vAlign w:val="center"/>
           </w:tcPr>
           <w:p>
@@ -8656,7 +9219,7 @@
         </w:trPr>
         <w:tc>
           <w:tcPr>
-            <w:tcW w:w="5000" w:type="pct"/>
+            <w:tcW w:w="3503" w:type="pct"/>
             <w:gridSpan w:val="4"/>
             <w:tcBorders>
               <w:left w:val="nil"/>
@@ -8694,6 +9257,62 @@
               </w:rPr>
               <w:t>{%tr endfor %}</w:t>
             </w:r>
+          </w:p>
+        </w:tc>
+        <w:tc>
+          <w:tcPr>
+            <w:tcW w:w="694" w:type="pct"/>
+            <w:tcBorders>
+              <w:left w:val="nil"/>
+            </w:tcBorders>
+            <w:vAlign w:val="center"/>
+          </w:tcPr>
+          <w:p>
+            <w:pPr>
+              <w:keepNext w:val="0"/>
+              <w:keepLines w:val="0"/>
+              <w:widowControl/>
+              <w:suppressLineNumbers w:val="0"/>
+              <w:jc w:val="center"/>
+              <w:rPr>
+                <w:rFonts w:hint="eastAsia" w:ascii="微软雅黑" w:hAnsi="微软雅黑" w:eastAsia="微软雅黑" w:cs="微软雅黑"/>
+                <w:snapToGrid w:val="0"/>
+                <w:color w:val="495060"/>
+                <w:spacing w:val="4"/>
+                <w:kern w:val="0"/>
+                <w:sz w:val="22"/>
+                <w:szCs w:val="22"/>
+                <w:lang w:val="en-US" w:eastAsia="zh-CN" w:bidi="ar-SA"/>
+              </w:rPr>
+            </w:pPr>
+          </w:p>
+        </w:tc>
+        <w:tc>
+          <w:tcPr>
+            <w:tcW w:w="801" w:type="pct"/>
+            <w:tcBorders>
+              <w:left w:val="nil"/>
+            </w:tcBorders>
+            <w:vAlign w:val="center"/>
+          </w:tcPr>
+          <w:p>
+            <w:pPr>
+              <w:keepNext w:val="0"/>
+              <w:keepLines w:val="0"/>
+              <w:widowControl/>
+              <w:suppressLineNumbers w:val="0"/>
+              <w:jc w:val="center"/>
+              <w:rPr>
+                <w:rFonts w:hint="eastAsia" w:ascii="微软雅黑" w:hAnsi="微软雅黑" w:eastAsia="微软雅黑" w:cs="微软雅黑"/>
+                <w:snapToGrid w:val="0"/>
+                <w:color w:val="495060"/>
+                <w:spacing w:val="4"/>
+                <w:kern w:val="0"/>
+                <w:sz w:val="22"/>
+                <w:szCs w:val="22"/>
+                <w:lang w:val="en-US" w:eastAsia="zh-CN" w:bidi="ar-SA"/>
+              </w:rPr>
+            </w:pPr>
           </w:p>
         </w:tc>
       </w:tr>
@@ -9787,7 +10406,34 @@
     <w:p>
       <w:pPr>
         <w:pStyle w:val="2"/>
-      </w:pPr>
+        <w:ind w:firstLine="500" w:firstLineChars="0"/>
+        <w:rPr>
+          <w:rFonts w:hint="eastAsia"/>
+        </w:rPr>
+      </w:pPr>
+    </w:p>
+    <w:p>
+      <w:pPr>
+        <w:pStyle w:val="2"/>
+        <w:ind w:firstLine="500" w:firstLineChars="0"/>
+        <w:rPr>
+          <w:rFonts w:hint="eastAsia" w:eastAsia="宋体"/>
+          <w:lang w:val="en-US" w:eastAsia="zh-CN"/>
+        </w:rPr>
+      </w:pPr>
+      <w:r>
+        <w:rPr>
+          <w:rFonts w:hint="eastAsia"/>
+        </w:rPr>
+        <w:t>说明</w:t>
+      </w:r>
+      <w:r>
+        <w:rPr>
+          <w:rFonts w:hint="eastAsia" w:eastAsia="宋体"/>
+          <w:lang w:val="en-US" w:eastAsia="zh-CN"/>
+        </w:rPr>
+        <w:t>:漏洞的风险值遵循CVSS评分标准</w:t>
+      </w:r>
     </w:p>
     <w:sectPr>
       <w:footerReference r:id="rId13" w:type="default"/>
@@ -10758,7 +11404,6 @@
     <customSectPr/>
     <customSectPr/>
     <customSectPr/>
-    <customSectPr/>
   </customSectProps>
   <customShpExts>
     <customShpInfo spid="_x0000_s1026" textRotate="1"/>

--- a/panel/class/safeModel/tpl.docx
+++ b/panel/class/safeModel/tpl.docx
@@ -4157,7 +4157,7 @@
           </mc:Choice>
           <mc:Fallback>
             <w:pict>
-              <v:shape id="_x0000_s1026" o:spid="_x0000_s1026" o:spt="202" type="#_x0000_t202" style="position:absolute;left:0pt;margin-left:145.35pt;margin-top:134.35pt;height:16.35pt;width:109.7pt;mso-position-horizontal-relative:page;mso-position-vertical-relative:page;z-index:251674624;mso-width-relative:page;mso-height-relative:page;" filled="f" stroked="f" coordsize="21600,21600" o:allowincell="f" o:gfxdata="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">
+              <v:shape id="_x0000_s1026" o:spid="_x0000_s1026" o:spt="202" type="#_x0000_t202" style="position:absolute;left:0pt;margin-left:145.35pt;margin-top:134.35pt;height:16.35pt;width:109.7pt;mso-position-horizontal-relative:page;mso-position-vertical-relative:page;z-index:251674624;mso-width-relative:page;mso-height-relative:page;" filled="f" stroked="f" coordsize="21600,21600" o:allowincell="f" o:gfxdata="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">
                 <v:fill on="f" focussize="0,0"/>
                 <v:stroke on="f"/>
                 <v:imagedata o:title=""/>
@@ -5045,7 +5045,7 @@
           </mc:Choice>
           <mc:Fallback>
             <w:pict>
-              <v:shape id="_x0000_s1026" o:spid="_x0000_s1026" o:spt="202" type="#_x0000_t202" style="position:absolute;left:0pt;margin-left:146.25pt;margin-top:180.85pt;height:17.8pt;width:108.9pt;mso-position-horizontal-relative:page;mso-position-vertical-relative:page;z-index:251680768;mso-width-relative:page;mso-height-relative:page;" filled="f" stroked="f" coordsize="21600,21600" o:allowincell="f" o:gfxdata="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">
+              <v:shape id="_x0000_s1026" o:spid="_x0000_s1026" o:spt="202" type="#_x0000_t202" style="position:absolute;left:0pt;margin-left:146.25pt;margin-top:180.85pt;height:17.8pt;width:108.9pt;mso-position-horizontal-relative:page;mso-position-vertical-relative:page;z-index:251680768;mso-width-relative:page;mso-height-relative:page;" filled="f" stroked="f" coordsize="21600,21600" o:allowincell="f" o:gfxdata="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">
                 <v:fill on="f" focussize="0,0"/>
                 <v:stroke on="f"/>
                 <v:imagedata o:title=""/>
@@ -5220,8 +5220,6 @@
           </mc:Fallback>
         </mc:AlternateContent>
       </w:r>
-      <w:bookmarkStart w:id="7" w:name="_GoBack"/>
-      <w:bookmarkEnd w:id="7"/>
       <w:r>
         <mc:AlternateContent>
           <mc:Choice Requires="wps">
@@ -6273,7 +6271,7 @@
     <w:tbl>
       <w:tblPr>
         <w:tblStyle w:val="7"/>
-        <w:tblW w:w="4674" w:type="pct"/>
+        <w:tblW w:w="4524" w:type="pct"/>
         <w:tblInd w:w="626" w:type="dxa"/>
         <w:tblBorders>
           <w:top w:val="single" w:color="DDDDDD" w:sz="2" w:space="0"/>
@@ -6283,7 +6281,7 @@
           <w:insideH w:val="single" w:color="DDDDDD" w:sz="2" w:space="0"/>
           <w:insideV w:val="single" w:color="DDDDDD" w:sz="2" w:space="0"/>
         </w:tblBorders>
-        <w:tblLayout w:type="autofit"/>
+        <w:tblLayout w:type="fixed"/>
         <w:tblCellMar>
           <w:top w:w="0" w:type="dxa"/>
           <w:left w:w="0" w:type="dxa"/>
@@ -6292,12 +6290,12 @@
         </w:tblCellMar>
       </w:tblPr>
       <w:tblGrid>
-        <w:gridCol w:w="1123"/>
-        <w:gridCol w:w="1241"/>
-        <w:gridCol w:w="3753"/>
-        <w:gridCol w:w="1747"/>
-        <w:gridCol w:w="1720"/>
-        <w:gridCol w:w="1546"/>
+        <w:gridCol w:w="780"/>
+        <w:gridCol w:w="1586"/>
+        <w:gridCol w:w="3640"/>
+        <w:gridCol w:w="1890"/>
+        <w:gridCol w:w="1606"/>
+        <w:gridCol w:w="1272"/>
       </w:tblGrid>
       <w:tr>
         <w:tblPrEx>
@@ -6321,7 +6319,7 @@
         </w:trPr>
         <w:tc>
           <w:tcPr>
-            <w:tcW w:w="275" w:type="pct"/>
+            <w:tcW w:w="362" w:type="pct"/>
             <w:shd w:val="clear" w:color="auto" w:fill="EEEEEE"/>
             <w:vAlign w:val="center"/>
           </w:tcPr>
@@ -6350,7 +6348,7 @@
         </w:tc>
         <w:tc>
           <w:tcPr>
-            <w:tcW w:w="557" w:type="pct"/>
+            <w:tcW w:w="735" w:type="pct"/>
             <w:shd w:val="clear" w:color="auto" w:fill="EEEEEE"/>
             <w:vAlign w:val="center"/>
           </w:tcPr>
@@ -6378,7 +6376,7 @@
         </w:tc>
         <w:tc>
           <w:tcPr>
-            <w:tcW w:w="1743" w:type="pct"/>
+            <w:tcW w:w="1689" w:type="pct"/>
             <w:shd w:val="clear" w:color="auto" w:fill="EEEEEE"/>
             <w:vAlign w:val="center"/>
           </w:tcPr>
@@ -6413,7 +6411,7 @@
         </w:tc>
         <w:tc>
           <w:tcPr>
-            <w:tcW w:w="840" w:type="pct"/>
+            <w:tcW w:w="877" w:type="pct"/>
             <w:shd w:val="clear" w:color="auto" w:fill="EEEEEE"/>
             <w:vAlign w:val="center"/>
           </w:tcPr>
@@ -6443,7 +6441,7 @@
         </w:tc>
         <w:tc>
           <w:tcPr>
-            <w:tcW w:w="830" w:type="pct"/>
+            <w:tcW w:w="745" w:type="pct"/>
             <w:shd w:val="clear" w:color="auto" w:fill="EEEEEE"/>
             <w:vAlign w:val="center"/>
           </w:tcPr>
@@ -6473,7 +6471,7 @@
         </w:tc>
         <w:tc>
           <w:tcPr>
-            <w:tcW w:w="752" w:type="pct"/>
+            <w:tcW w:w="590" w:type="pct"/>
             <w:shd w:val="clear" w:color="auto" w:fill="EEEEEE"/>
             <w:vAlign w:val="center"/>
           </w:tcPr>
@@ -6524,7 +6522,7 @@
         </w:trPr>
         <w:tc>
           <w:tcPr>
-            <w:tcW w:w="3417" w:type="pct"/>
+            <w:tcW w:w="3664" w:type="pct"/>
             <w:gridSpan w:val="4"/>
             <w:tcBorders>
               <w:left w:val="nil"/>
@@ -6566,7 +6564,7 @@
         </w:tc>
         <w:tc>
           <w:tcPr>
-            <w:tcW w:w="830" w:type="pct"/>
+            <w:tcW w:w="745" w:type="pct"/>
             <w:tcBorders>
               <w:left w:val="nil"/>
             </w:tcBorders>
@@ -6594,7 +6592,7 @@
         </w:tc>
         <w:tc>
           <w:tcPr>
-            <w:tcW w:w="752" w:type="pct"/>
+            <w:tcW w:w="590" w:type="pct"/>
             <w:tcBorders>
               <w:left w:val="nil"/>
             </w:tcBorders>
@@ -6643,7 +6641,7 @@
         </w:trPr>
         <w:tc>
           <w:tcPr>
-            <w:tcW w:w="275" w:type="pct"/>
+            <w:tcW w:w="362" w:type="pct"/>
             <w:tcBorders>
               <w:left w:val="nil"/>
             </w:tcBorders>
@@ -6684,7 +6682,7 @@
         </w:tc>
         <w:tc>
           <w:tcPr>
-            <w:tcW w:w="557" w:type="pct"/>
+            <w:tcW w:w="735" w:type="pct"/>
             <w:vAlign w:val="center"/>
           </w:tcPr>
           <w:p>
@@ -6722,7 +6720,7 @@
         </w:tc>
         <w:tc>
           <w:tcPr>
-            <w:tcW w:w="1743" w:type="pct"/>
+            <w:tcW w:w="1689" w:type="pct"/>
             <w:vAlign w:val="center"/>
           </w:tcPr>
           <w:p>
@@ -6760,7 +6758,7 @@
         </w:tc>
         <w:tc>
           <w:tcPr>
-            <w:tcW w:w="840" w:type="pct"/>
+            <w:tcW w:w="877" w:type="pct"/>
             <w:vAlign w:val="center"/>
           </w:tcPr>
           <w:p>
@@ -6798,7 +6796,7 @@
         </w:tc>
         <w:tc>
           <w:tcPr>
-            <w:tcW w:w="830" w:type="pct"/>
+            <w:tcW w:w="745" w:type="pct"/>
             <w:vAlign w:val="center"/>
           </w:tcPr>
           <w:p>
@@ -6836,7 +6834,7 @@
         </w:tc>
         <w:tc>
           <w:tcPr>
-            <w:tcW w:w="752" w:type="pct"/>
+            <w:tcW w:w="590" w:type="pct"/>
             <w:vAlign w:val="center"/>
           </w:tcPr>
           <w:p>
@@ -6895,7 +6893,7 @@
         </w:trPr>
         <w:tc>
           <w:tcPr>
-            <w:tcW w:w="3417" w:type="pct"/>
+            <w:tcW w:w="3664" w:type="pct"/>
             <w:gridSpan w:val="4"/>
             <w:tcBorders>
               <w:left w:val="nil"/>
@@ -6933,11 +6931,13 @@
               </w:rPr>
               <w:t>{%tr endfor %}</w:t>
             </w:r>
+            <w:bookmarkStart w:id="7" w:name="_GoBack"/>
+            <w:bookmarkEnd w:id="7"/>
           </w:p>
         </w:tc>
         <w:tc>
           <w:tcPr>
-            <w:tcW w:w="830" w:type="pct"/>
+            <w:tcW w:w="745" w:type="pct"/>
             <w:tcBorders>
               <w:left w:val="nil"/>
             </w:tcBorders>
@@ -6965,7 +6965,7 @@
         </w:tc>
         <w:tc>
           <w:tcPr>
-            <w:tcW w:w="752" w:type="pct"/>
+            <w:tcW w:w="590" w:type="pct"/>
             <w:tcBorders>
               <w:left w:val="nil"/>
             </w:tcBorders>
@@ -7014,7 +7014,7 @@
         </w:trPr>
         <w:tc>
           <w:tcPr>
-            <w:tcW w:w="3417" w:type="pct"/>
+            <w:tcW w:w="3664" w:type="pct"/>
             <w:gridSpan w:val="4"/>
             <w:tcBorders>
               <w:left w:val="nil"/>
@@ -7056,7 +7056,7 @@
         </w:tc>
         <w:tc>
           <w:tcPr>
-            <w:tcW w:w="830" w:type="pct"/>
+            <w:tcW w:w="745" w:type="pct"/>
             <w:tcBorders>
               <w:left w:val="nil"/>
             </w:tcBorders>
@@ -7084,7 +7084,7 @@
         </w:tc>
         <w:tc>
           <w:tcPr>
-            <w:tcW w:w="752" w:type="pct"/>
+            <w:tcW w:w="590" w:type="pct"/>
             <w:tcBorders>
               <w:left w:val="nil"/>
             </w:tcBorders>
@@ -7133,7 +7133,7 @@
         </w:trPr>
         <w:tc>
           <w:tcPr>
-            <w:tcW w:w="275" w:type="pct"/>
+            <w:tcW w:w="362" w:type="pct"/>
             <w:tcBorders>
               <w:left w:val="nil"/>
             </w:tcBorders>
@@ -7174,7 +7174,7 @@
         </w:tc>
         <w:tc>
           <w:tcPr>
-            <w:tcW w:w="557" w:type="pct"/>
+            <w:tcW w:w="735" w:type="pct"/>
             <w:vAlign w:val="center"/>
           </w:tcPr>
           <w:p>
@@ -7212,7 +7212,7 @@
         </w:tc>
         <w:tc>
           <w:tcPr>
-            <w:tcW w:w="1743" w:type="pct"/>
+            <w:tcW w:w="1689" w:type="pct"/>
             <w:vAlign w:val="center"/>
           </w:tcPr>
           <w:p>
@@ -7250,7 +7250,7 @@
         </w:tc>
         <w:tc>
           <w:tcPr>
-            <w:tcW w:w="840" w:type="pct"/>
+            <w:tcW w:w="877" w:type="pct"/>
             <w:vAlign w:val="center"/>
           </w:tcPr>
           <w:p>
@@ -7288,7 +7288,7 @@
         </w:tc>
         <w:tc>
           <w:tcPr>
-            <w:tcW w:w="830" w:type="pct"/>
+            <w:tcW w:w="745" w:type="pct"/>
             <w:vAlign w:val="center"/>
           </w:tcPr>
           <w:p>
@@ -7326,7 +7326,7 @@
         </w:tc>
         <w:tc>
           <w:tcPr>
-            <w:tcW w:w="752" w:type="pct"/>
+            <w:tcW w:w="590" w:type="pct"/>
             <w:vAlign w:val="center"/>
           </w:tcPr>
           <w:p>
@@ -7385,7 +7385,7 @@
         </w:trPr>
         <w:tc>
           <w:tcPr>
-            <w:tcW w:w="3417" w:type="pct"/>
+            <w:tcW w:w="3664" w:type="pct"/>
             <w:gridSpan w:val="4"/>
             <w:tcBorders>
               <w:left w:val="nil"/>
@@ -7427,7 +7427,7 @@
         </w:tc>
         <w:tc>
           <w:tcPr>
-            <w:tcW w:w="830" w:type="pct"/>
+            <w:tcW w:w="745" w:type="pct"/>
             <w:tcBorders>
               <w:left w:val="nil"/>
             </w:tcBorders>
@@ -7455,7 +7455,7 @@
         </w:tc>
         <w:tc>
           <w:tcPr>
-            <w:tcW w:w="752" w:type="pct"/>
+            <w:tcW w:w="590" w:type="pct"/>
             <w:tcBorders>
               <w:left w:val="nil"/>
             </w:tcBorders>
@@ -7504,7 +7504,7 @@
         </w:trPr>
         <w:tc>
           <w:tcPr>
-            <w:tcW w:w="3417" w:type="pct"/>
+            <w:tcW w:w="3664" w:type="pct"/>
             <w:gridSpan w:val="4"/>
             <w:tcBorders>
               <w:left w:val="nil"/>
@@ -7546,7 +7546,7 @@
         </w:tc>
         <w:tc>
           <w:tcPr>
-            <w:tcW w:w="830" w:type="pct"/>
+            <w:tcW w:w="745" w:type="pct"/>
             <w:tcBorders>
               <w:left w:val="nil"/>
             </w:tcBorders>
@@ -7574,7 +7574,7 @@
         </w:tc>
         <w:tc>
           <w:tcPr>
-            <w:tcW w:w="752" w:type="pct"/>
+            <w:tcW w:w="590" w:type="pct"/>
             <w:tcBorders>
               <w:left w:val="nil"/>
             </w:tcBorders>
@@ -7623,7 +7623,7 @@
         </w:trPr>
         <w:tc>
           <w:tcPr>
-            <w:tcW w:w="275" w:type="pct"/>
+            <w:tcW w:w="362" w:type="pct"/>
             <w:tcBorders>
               <w:left w:val="nil"/>
             </w:tcBorders>
@@ -7664,7 +7664,7 @@
         </w:tc>
         <w:tc>
           <w:tcPr>
-            <w:tcW w:w="557" w:type="pct"/>
+            <w:tcW w:w="735" w:type="pct"/>
             <w:vAlign w:val="center"/>
           </w:tcPr>
           <w:p>
@@ -7702,7 +7702,7 @@
         </w:tc>
         <w:tc>
           <w:tcPr>
-            <w:tcW w:w="1743" w:type="pct"/>
+            <w:tcW w:w="1689" w:type="pct"/>
             <w:vAlign w:val="center"/>
           </w:tcPr>
           <w:p>
@@ -7740,7 +7740,7 @@
         </w:tc>
         <w:tc>
           <w:tcPr>
-            <w:tcW w:w="840" w:type="pct"/>
+            <w:tcW w:w="877" w:type="pct"/>
             <w:vAlign w:val="center"/>
           </w:tcPr>
           <w:p>
@@ -7778,7 +7778,7 @@
         </w:tc>
         <w:tc>
           <w:tcPr>
-            <w:tcW w:w="830" w:type="pct"/>
+            <w:tcW w:w="745" w:type="pct"/>
             <w:vAlign w:val="center"/>
           </w:tcPr>
           <w:p>
@@ -7816,7 +7816,7 @@
         </w:tc>
         <w:tc>
           <w:tcPr>
-            <w:tcW w:w="752" w:type="pct"/>
+            <w:tcW w:w="590" w:type="pct"/>
             <w:vAlign w:val="center"/>
           </w:tcPr>
           <w:p>
@@ -7875,7 +7875,7 @@
         </w:trPr>
         <w:tc>
           <w:tcPr>
-            <w:tcW w:w="3417" w:type="pct"/>
+            <w:tcW w:w="3664" w:type="pct"/>
             <w:gridSpan w:val="4"/>
             <w:tcBorders>
               <w:left w:val="nil"/>
@@ -7917,7 +7917,7 @@
         </w:tc>
         <w:tc>
           <w:tcPr>
-            <w:tcW w:w="830" w:type="pct"/>
+            <w:tcW w:w="745" w:type="pct"/>
             <w:tcBorders>
               <w:left w:val="nil"/>
             </w:tcBorders>
@@ -7945,7 +7945,7 @@
         </w:tc>
         <w:tc>
           <w:tcPr>
-            <w:tcW w:w="752" w:type="pct"/>
+            <w:tcW w:w="590" w:type="pct"/>
             <w:tcBorders>
               <w:left w:val="nil"/>
             </w:tcBorders>
@@ -8003,13 +8003,13 @@
           <w:szCs w:val="28"/>
         </w:rPr>
       </w:pPr>
-      <w:bookmarkStart w:id="2" w:name="bookmark9"/>
+      <w:bookmarkStart w:id="2" w:name="bookmark11"/>
       <w:bookmarkEnd w:id="2"/>
-      <w:bookmarkStart w:id="3" w:name="bookmark10"/>
+      <w:bookmarkStart w:id="3" w:name="bookmark8"/>
       <w:bookmarkEnd w:id="3"/>
-      <w:bookmarkStart w:id="4" w:name="bookmark11"/>
+      <w:bookmarkStart w:id="4" w:name="bookmark10"/>
       <w:bookmarkEnd w:id="4"/>
-      <w:bookmarkStart w:id="5" w:name="bookmark8"/>
+      <w:bookmarkStart w:id="5" w:name="bookmark9"/>
       <w:bookmarkEnd w:id="5"/>
       <w:r>
         <w:rPr>
@@ -8089,7 +8089,7 @@
     <w:tbl>
       <w:tblPr>
         <w:tblStyle w:val="7"/>
-        <w:tblW w:w="4220" w:type="pct"/>
+        <w:tblW w:w="4533" w:type="pct"/>
         <w:tblInd w:w="596" w:type="dxa"/>
         <w:tblBorders>
           <w:top w:val="single" w:color="DDDDDD" w:sz="2" w:space="0"/>
@@ -8109,11 +8109,11 @@
       </w:tblPr>
       <w:tblGrid>
         <w:gridCol w:w="610"/>
-        <w:gridCol w:w="1822"/>
-        <w:gridCol w:w="3578"/>
+        <w:gridCol w:w="1827"/>
+        <w:gridCol w:w="3587"/>
         <w:gridCol w:w="1031"/>
-        <w:gridCol w:w="1396"/>
-        <w:gridCol w:w="1612"/>
+        <w:gridCol w:w="2084"/>
+        <w:gridCol w:w="1655"/>
       </w:tblGrid>
       <w:tr>
         <w:tblPrEx>
@@ -8137,7 +8137,7 @@
         </w:trPr>
         <w:tc>
           <w:tcPr>
-            <w:tcW w:w="303" w:type="pct"/>
+            <w:tcW w:w="282" w:type="pct"/>
             <w:shd w:val="clear" w:color="auto" w:fill="EEEEEE"/>
             <w:vAlign w:val="center"/>
           </w:tcPr>
@@ -8166,7 +8166,7 @@
         </w:tc>
         <w:tc>
           <w:tcPr>
-            <w:tcW w:w="906" w:type="pct"/>
+            <w:tcW w:w="846" w:type="pct"/>
             <w:shd w:val="clear" w:color="auto" w:fill="EEEEEE"/>
             <w:vAlign w:val="center"/>
           </w:tcPr>
@@ -8194,7 +8194,7 @@
         </w:tc>
         <w:tc>
           <w:tcPr>
-            <w:tcW w:w="1780" w:type="pct"/>
+            <w:tcW w:w="1661" w:type="pct"/>
             <w:shd w:val="clear" w:color="auto" w:fill="EEEEEE"/>
             <w:vAlign w:val="center"/>
           </w:tcPr>
@@ -8229,7 +8229,7 @@
         </w:tc>
         <w:tc>
           <w:tcPr>
-            <w:tcW w:w="513" w:type="pct"/>
+            <w:tcW w:w="477" w:type="pct"/>
             <w:shd w:val="clear" w:color="auto" w:fill="EEEEEE"/>
             <w:vAlign w:val="center"/>
           </w:tcPr>
@@ -8259,7 +8259,7 @@
         </w:tc>
         <w:tc>
           <w:tcPr>
-            <w:tcW w:w="694" w:type="pct"/>
+            <w:tcW w:w="965" w:type="pct"/>
             <w:shd w:val="clear" w:color="auto" w:fill="EEEEEE"/>
             <w:vAlign w:val="center"/>
           </w:tcPr>
@@ -8288,7 +8288,7 @@
         </w:tc>
         <w:tc>
           <w:tcPr>
-            <w:tcW w:w="801" w:type="pct"/>
+            <w:tcW w:w="766" w:type="pct"/>
             <w:shd w:val="clear" w:color="auto" w:fill="EEEEEE"/>
             <w:vAlign w:val="center"/>
           </w:tcPr>
@@ -8339,7 +8339,7 @@
         </w:trPr>
         <w:tc>
           <w:tcPr>
-            <w:tcW w:w="3503" w:type="pct"/>
+            <w:tcW w:w="3268" w:type="pct"/>
             <w:gridSpan w:val="4"/>
             <w:tcBorders>
               <w:left w:val="nil"/>
@@ -8381,7 +8381,7 @@
         </w:tc>
         <w:tc>
           <w:tcPr>
-            <w:tcW w:w="694" w:type="pct"/>
+            <w:tcW w:w="965" w:type="pct"/>
             <w:tcBorders>
               <w:left w:val="nil"/>
             </w:tcBorders>
@@ -8409,7 +8409,7 @@
         </w:tc>
         <w:tc>
           <w:tcPr>
-            <w:tcW w:w="801" w:type="pct"/>
+            <w:tcW w:w="766" w:type="pct"/>
             <w:tcBorders>
               <w:left w:val="nil"/>
             </w:tcBorders>
@@ -8458,7 +8458,7 @@
         </w:trPr>
         <w:tc>
           <w:tcPr>
-            <w:tcW w:w="303" w:type="pct"/>
+            <w:tcW w:w="282" w:type="pct"/>
             <w:tcBorders>
               <w:left w:val="nil"/>
             </w:tcBorders>
@@ -8499,7 +8499,7 @@
         </w:tc>
         <w:tc>
           <w:tcPr>
-            <w:tcW w:w="906" w:type="pct"/>
+            <w:tcW w:w="846" w:type="pct"/>
             <w:vAlign w:val="center"/>
           </w:tcPr>
           <w:p>
@@ -8537,7 +8537,7 @@
         </w:tc>
         <w:tc>
           <w:tcPr>
-            <w:tcW w:w="1780" w:type="pct"/>
+            <w:tcW w:w="1661" w:type="pct"/>
             <w:vAlign w:val="center"/>
           </w:tcPr>
           <w:p>
@@ -8594,7 +8594,7 @@
         </w:tc>
         <w:tc>
           <w:tcPr>
-            <w:tcW w:w="513" w:type="pct"/>
+            <w:tcW w:w="477" w:type="pct"/>
             <w:vAlign w:val="center"/>
           </w:tcPr>
           <w:p>
@@ -8632,7 +8632,7 @@
         </w:tc>
         <w:tc>
           <w:tcPr>
-            <w:tcW w:w="694" w:type="pct"/>
+            <w:tcW w:w="965" w:type="pct"/>
             <w:vAlign w:val="center"/>
           </w:tcPr>
           <w:p>
@@ -8670,7 +8670,7 @@
         </w:tc>
         <w:tc>
           <w:tcPr>
-            <w:tcW w:w="801" w:type="pct"/>
+            <w:tcW w:w="766" w:type="pct"/>
             <w:vAlign w:val="center"/>
           </w:tcPr>
           <w:p>
@@ -8729,7 +8729,7 @@
         </w:trPr>
         <w:tc>
           <w:tcPr>
-            <w:tcW w:w="3503" w:type="pct"/>
+            <w:tcW w:w="3268" w:type="pct"/>
             <w:gridSpan w:val="4"/>
             <w:tcBorders>
               <w:left w:val="nil"/>
@@ -8771,7 +8771,7 @@
         </w:tc>
         <w:tc>
           <w:tcPr>
-            <w:tcW w:w="694" w:type="pct"/>
+            <w:tcW w:w="965" w:type="pct"/>
             <w:tcBorders>
               <w:left w:val="nil"/>
             </w:tcBorders>
@@ -8799,7 +8799,7 @@
         </w:tc>
         <w:tc>
           <w:tcPr>
-            <w:tcW w:w="801" w:type="pct"/>
+            <w:tcW w:w="766" w:type="pct"/>
             <w:tcBorders>
               <w:left w:val="nil"/>
             </w:tcBorders>
@@ -8848,7 +8848,7 @@
         </w:trPr>
         <w:tc>
           <w:tcPr>
-            <w:tcW w:w="3503" w:type="pct"/>
+            <w:tcW w:w="3268" w:type="pct"/>
             <w:gridSpan w:val="4"/>
             <w:tcBorders>
               <w:left w:val="nil"/>
@@ -8890,7 +8890,7 @@
         </w:tc>
         <w:tc>
           <w:tcPr>
-            <w:tcW w:w="694" w:type="pct"/>
+            <w:tcW w:w="965" w:type="pct"/>
             <w:tcBorders>
               <w:left w:val="nil"/>
             </w:tcBorders>
@@ -8918,7 +8918,7 @@
         </w:tc>
         <w:tc>
           <w:tcPr>
-            <w:tcW w:w="801" w:type="pct"/>
+            <w:tcW w:w="766" w:type="pct"/>
             <w:tcBorders>
               <w:left w:val="nil"/>
             </w:tcBorders>
@@ -8967,7 +8967,7 @@
         </w:trPr>
         <w:tc>
           <w:tcPr>
-            <w:tcW w:w="303" w:type="pct"/>
+            <w:tcW w:w="282" w:type="pct"/>
             <w:tcBorders>
               <w:left w:val="nil"/>
             </w:tcBorders>
@@ -9008,7 +9008,7 @@
         </w:tc>
         <w:tc>
           <w:tcPr>
-            <w:tcW w:w="906" w:type="pct"/>
+            <w:tcW w:w="846" w:type="pct"/>
             <w:vAlign w:val="center"/>
           </w:tcPr>
           <w:p>
@@ -9046,7 +9046,7 @@
         </w:tc>
         <w:tc>
           <w:tcPr>
-            <w:tcW w:w="1780" w:type="pct"/>
+            <w:tcW w:w="1661" w:type="pct"/>
             <w:vAlign w:val="center"/>
           </w:tcPr>
           <w:p>
@@ -9084,7 +9084,7 @@
         </w:tc>
         <w:tc>
           <w:tcPr>
-            <w:tcW w:w="513" w:type="pct"/>
+            <w:tcW w:w="477" w:type="pct"/>
             <w:vAlign w:val="center"/>
           </w:tcPr>
           <w:p>
@@ -9122,7 +9122,7 @@
         </w:tc>
         <w:tc>
           <w:tcPr>
-            <w:tcW w:w="694" w:type="pct"/>
+            <w:tcW w:w="965" w:type="pct"/>
             <w:vAlign w:val="center"/>
           </w:tcPr>
           <w:p>
@@ -9160,7 +9160,7 @@
         </w:tc>
         <w:tc>
           <w:tcPr>
-            <w:tcW w:w="801" w:type="pct"/>
+            <w:tcW w:w="766" w:type="pct"/>
             <w:vAlign w:val="center"/>
           </w:tcPr>
           <w:p>
@@ -9219,7 +9219,7 @@
         </w:trPr>
         <w:tc>
           <w:tcPr>
-            <w:tcW w:w="3503" w:type="pct"/>
+            <w:tcW w:w="3268" w:type="pct"/>
             <w:gridSpan w:val="4"/>
             <w:tcBorders>
               <w:left w:val="nil"/>
@@ -9261,7 +9261,7 @@
         </w:tc>
         <w:tc>
           <w:tcPr>
-            <w:tcW w:w="694" w:type="pct"/>
+            <w:tcW w:w="965" w:type="pct"/>
             <w:tcBorders>
               <w:left w:val="nil"/>
             </w:tcBorders>
@@ -9289,7 +9289,7 @@
         </w:tc>
         <w:tc>
           <w:tcPr>
-            <w:tcW w:w="801" w:type="pct"/>
+            <w:tcW w:w="766" w:type="pct"/>
             <w:tcBorders>
               <w:left w:val="nil"/>
             </w:tcBorders>
